--- a/spa/docx/007.content.docx
+++ b/spa/docx/007.content.docx
@@ -686,330 +686,246 @@
           <w:lang w:val="es_ES" w:bidi="es_ES"/>
         </w:rPr>
       </w:r>
-      <w:hyperlink r:id="rId13">
-        <w:r>
-          <w:rPr>
-            <w:lang w:val="es_ES" w:bidi="es_ES"/>
-          </w:rPr>
-          <w:rPr>
-            <w:color w:val="0000EE"/>
-            <w:u w:val="single"/>
-          </w:rPr>
-          <w:t>Génesis 35:2</w:t>
-        </w:r>
-      </w:hyperlink>
-    </w:p>
-    <w:p>
-      <w:pPr>
-        <w:pStyle w:val="ListBullet"/>
-        <w:spacing w:line="240" w:lineRule="auto"/>
-        <w:ind w:left="720"/>
-      </w:pPr>
-      <w:r>
-        <w:rPr>
-          <w:lang w:val="es_ES" w:bidi="es_ES"/>
-        </w:rPr>
-      </w:r>
-      <w:hyperlink r:id="rId14">
-        <w:r>
-          <w:rPr>
-            <w:lang w:val="es_ES" w:bidi="es_ES"/>
-          </w:rPr>
-          <w:rPr>
-            <w:color w:val="0000EE"/>
-            <w:u w:val="single"/>
-          </w:rPr>
-          <w:t>Éxodo 32:1</w:t>
-        </w:r>
-      </w:hyperlink>
-    </w:p>
-    <w:p>
-      <w:pPr>
-        <w:pStyle w:val="ListBullet"/>
-        <w:spacing w:line="240" w:lineRule="auto"/>
-        <w:ind w:left="720"/>
-      </w:pPr>
-      <w:r>
-        <w:rPr>
-          <w:lang w:val="es_ES" w:bidi="es_ES"/>
-        </w:rPr>
-      </w:r>
-      <w:hyperlink r:id="rId15">
-        <w:r>
-          <w:rPr>
-            <w:lang w:val="es_ES" w:bidi="es_ES"/>
-          </w:rPr>
-          <w:rPr>
-            <w:color w:val="0000EE"/>
-            <w:u w:val="single"/>
-          </w:rPr>
-          <w:t>Salmos 31:6</w:t>
-        </w:r>
-      </w:hyperlink>
-    </w:p>
-    <w:p>
-      <w:pPr>
-        <w:pStyle w:val="ListBullet"/>
-        <w:spacing w:line="240" w:lineRule="auto"/>
-        <w:ind w:left="720"/>
-      </w:pPr>
-      <w:r>
-        <w:rPr>
-          <w:lang w:val="es_ES" w:bidi="es_ES"/>
-        </w:rPr>
-      </w:r>
-      <w:hyperlink r:id="rId16">
-        <w:r>
-          <w:rPr>
-            <w:lang w:val="es_ES" w:bidi="es_ES"/>
-          </w:rPr>
-          <w:rPr>
-            <w:color w:val="0000EE"/>
-            <w:u w:val="single"/>
-          </w:rPr>
-          <w:t>Salmos 81:8–10</w:t>
-        </w:r>
-      </w:hyperlink>
-    </w:p>
-    <w:p>
-      <w:pPr>
-        <w:pStyle w:val="ListBullet"/>
-        <w:spacing w:line="240" w:lineRule="auto"/>
-        <w:ind w:left="720"/>
-      </w:pPr>
-      <w:r>
-        <w:rPr>
-          <w:lang w:val="es_ES" w:bidi="es_ES"/>
-        </w:rPr>
-      </w:r>
-      <w:hyperlink r:id="rId17">
-        <w:r>
-          <w:rPr>
-            <w:lang w:val="es_ES" w:bidi="es_ES"/>
-          </w:rPr>
-          <w:rPr>
-            <w:color w:val="0000EE"/>
-            <w:u w:val="single"/>
-          </w:rPr>
-          <w:t>Isaías 44:20</w:t>
-        </w:r>
-      </w:hyperlink>
-    </w:p>
-    <w:p>
-      <w:pPr>
-        <w:pStyle w:val="ListBullet"/>
-        <w:spacing w:line="240" w:lineRule="auto"/>
-        <w:ind w:left="720"/>
-      </w:pPr>
-      <w:r>
-        <w:rPr>
-          <w:lang w:val="es_ES" w:bidi="es_ES"/>
-        </w:rPr>
-      </w:r>
-      <w:hyperlink r:id="rId18">
-        <w:r>
-          <w:rPr>
-            <w:lang w:val="es_ES" w:bidi="es_ES"/>
-          </w:rPr>
-          <w:rPr>
-            <w:color w:val="0000EE"/>
-            <w:u w:val="single"/>
-          </w:rPr>
-          <w:t>Hechos 7:41</w:t>
-        </w:r>
-      </w:hyperlink>
-    </w:p>
-    <w:p>
-      <w:pPr>
-        <w:pStyle w:val="ListBullet"/>
-        <w:spacing w:line="240" w:lineRule="auto"/>
-        <w:ind w:left="720"/>
-      </w:pPr>
-      <w:r>
-        <w:rPr>
-          <w:lang w:val="es_ES" w:bidi="es_ES"/>
-        </w:rPr>
-      </w:r>
-      <w:hyperlink r:id="rId19">
-        <w:r>
-          <w:rPr>
-            <w:lang w:val="es_ES" w:bidi="es_ES"/>
-          </w:rPr>
-          <w:rPr>
-            <w:color w:val="0000EE"/>
-            <w:u w:val="single"/>
-          </w:rPr>
-          <w:t>Hechos 7:43</w:t>
-        </w:r>
-      </w:hyperlink>
-    </w:p>
-    <w:p>
-      <w:pPr>
-        <w:pStyle w:val="ListBullet"/>
-        <w:spacing w:line="240" w:lineRule="auto"/>
-        <w:ind w:left="720"/>
-      </w:pPr>
-      <w:r>
-        <w:rPr>
-          <w:lang w:val="es_ES" w:bidi="es_ES"/>
-        </w:rPr>
-      </w:r>
-      <w:hyperlink r:id="rId20">
-        <w:r>
-          <w:rPr>
-            <w:lang w:val="es_ES" w:bidi="es_ES"/>
-          </w:rPr>
-          <w:rPr>
-            <w:color w:val="0000EE"/>
-            <w:u w:val="single"/>
-          </w:rPr>
-          <w:t>Hechos 15:20</w:t>
-        </w:r>
-      </w:hyperlink>
-    </w:p>
-    <w:p>
-      <w:pPr>
-        <w:pStyle w:val="ListBullet"/>
-        <w:spacing w:line="240" w:lineRule="auto"/>
-        <w:ind w:left="720"/>
-      </w:pPr>
-      <w:r>
-        <w:rPr>
-          <w:lang w:val="es_ES" w:bidi="es_ES"/>
-        </w:rPr>
-      </w:r>
-      <w:hyperlink r:id="rId21">
-        <w:r>
-          <w:rPr>
-            <w:lang w:val="es_ES" w:bidi="es_ES"/>
-          </w:rPr>
-          <w:rPr>
-            <w:color w:val="0000EE"/>
-            <w:u w:val="single"/>
-          </w:rPr>
-          <w:t>Hechos 19:27</w:t>
-        </w:r>
-      </w:hyperlink>
-    </w:p>
-    <w:p>
-      <w:pPr>
-        <w:pStyle w:val="ListBullet"/>
-        <w:spacing w:line="240" w:lineRule="auto"/>
-        <w:ind w:left="720"/>
-      </w:pPr>
-      <w:r>
-        <w:rPr>
-          <w:lang w:val="es_ES" w:bidi="es_ES"/>
-        </w:rPr>
-      </w:r>
-      <w:hyperlink r:id="rId22">
-        <w:r>
-          <w:rPr>
-            <w:lang w:val="es_ES" w:bidi="es_ES"/>
-          </w:rPr>
-          <w:rPr>
-            <w:color w:val="0000EE"/>
-            <w:u w:val="single"/>
-          </w:rPr>
-          <w:t>Romanos 2:22</w:t>
-        </w:r>
-      </w:hyperlink>
-    </w:p>
-    <w:p>
-      <w:pPr>
-        <w:pStyle w:val="ListBullet"/>
-        <w:spacing w:line="240" w:lineRule="auto"/>
-        <w:ind w:left="720"/>
-      </w:pPr>
-      <w:r>
-        <w:rPr>
-          <w:lang w:val="es_ES" w:bidi="es_ES"/>
-        </w:rPr>
-      </w:r>
-      <w:hyperlink r:id="rId23">
-        <w:r>
-          <w:rPr>
-            <w:lang w:val="es_ES" w:bidi="es_ES"/>
-          </w:rPr>
-          <w:rPr>
-            <w:color w:val="0000EE"/>
-            <w:u w:val="single"/>
-          </w:rPr>
-          <w:t>Gálatas 4:8–9</w:t>
-        </w:r>
-      </w:hyperlink>
-    </w:p>
-    <w:p>
-      <w:pPr>
-        <w:pStyle w:val="ListBullet"/>
-        <w:spacing w:line="240" w:lineRule="auto"/>
-        <w:ind w:left="720"/>
-      </w:pPr>
-      <w:r>
-        <w:rPr>
-          <w:lang w:val="es_ES" w:bidi="es_ES"/>
-        </w:rPr>
-      </w:r>
-      <w:hyperlink r:id="rId24">
-        <w:r>
-          <w:rPr>
-            <w:lang w:val="es_ES" w:bidi="es_ES"/>
-          </w:rPr>
-          <w:rPr>
-            <w:color w:val="0000EE"/>
-            <w:u w:val="single"/>
-          </w:rPr>
-          <w:t>Gálatas 5:19–21</w:t>
-        </w:r>
-      </w:hyperlink>
-    </w:p>
-    <w:p>
-      <w:pPr>
-        <w:pStyle w:val="ListBullet"/>
-        <w:spacing w:line="240" w:lineRule="auto"/>
-        <w:ind w:left="720"/>
-      </w:pPr>
-      <w:r>
-        <w:rPr>
-          <w:lang w:val="es_ES" w:bidi="es_ES"/>
-        </w:rPr>
-      </w:r>
-      <w:hyperlink r:id="rId25">
-        <w:r>
-          <w:rPr>
-            <w:lang w:val="es_ES" w:bidi="es_ES"/>
-          </w:rPr>
-          <w:rPr>
-            <w:color w:val="0000EE"/>
-            <w:u w:val="single"/>
-          </w:rPr>
-          <w:t>Colosenses 3:5</w:t>
-        </w:r>
-      </w:hyperlink>
-    </w:p>
-    <w:p>
-      <w:pPr>
-        <w:pStyle w:val="ListBullet"/>
-        <w:spacing w:line="240" w:lineRule="auto"/>
-        <w:ind w:left="720"/>
-      </w:pPr>
-      <w:r>
-        <w:rPr>
-          <w:lang w:val="es_ES" w:bidi="es_ES"/>
-        </w:rPr>
-      </w:r>
-      <w:hyperlink r:id="rId26">
-        <w:r>
-          <w:rPr>
-            <w:lang w:val="es_ES" w:bidi="es_ES"/>
-          </w:rPr>
-          <w:rPr>
-            <w:color w:val="0000EE"/>
-            <w:u w:val="single"/>
-          </w:rPr>
-          <w:t>1 Tesalonicenses 1:9</w:t>
-        </w:r>
-      </w:hyperlink>
+      <w:r>
+        <w:rPr>
+          <w:lang w:val="es_ES" w:bidi="es_ES"/>
+        </w:rPr>
+        <w:t>Génesis 35:2</w:t>
+      </w:r>
+    </w:p>
+    <w:p>
+      <w:pPr>
+        <w:pStyle w:val="ListBullet"/>
+        <w:spacing w:line="240" w:lineRule="auto"/>
+        <w:ind w:left="720"/>
+      </w:pPr>
+      <w:r>
+        <w:rPr>
+          <w:lang w:val="es_ES" w:bidi="es_ES"/>
+        </w:rPr>
+      </w:r>
+      <w:r>
+        <w:rPr>
+          <w:lang w:val="es_ES" w:bidi="es_ES"/>
+        </w:rPr>
+        <w:t>Éxodo 32:1</w:t>
+      </w:r>
+    </w:p>
+    <w:p>
+      <w:pPr>
+        <w:pStyle w:val="ListBullet"/>
+        <w:spacing w:line="240" w:lineRule="auto"/>
+        <w:ind w:left="720"/>
+      </w:pPr>
+      <w:r>
+        <w:rPr>
+          <w:lang w:val="es_ES" w:bidi="es_ES"/>
+        </w:rPr>
+      </w:r>
+      <w:r>
+        <w:rPr>
+          <w:lang w:val="es_ES" w:bidi="es_ES"/>
+        </w:rPr>
+        <w:t>Salmos 31:6</w:t>
+      </w:r>
+    </w:p>
+    <w:p>
+      <w:pPr>
+        <w:pStyle w:val="ListBullet"/>
+        <w:spacing w:line="240" w:lineRule="auto"/>
+        <w:ind w:left="720"/>
+      </w:pPr>
+      <w:r>
+        <w:rPr>
+          <w:lang w:val="es_ES" w:bidi="es_ES"/>
+        </w:rPr>
+      </w:r>
+      <w:r>
+        <w:rPr>
+          <w:lang w:val="es_ES" w:bidi="es_ES"/>
+        </w:rPr>
+        <w:t>Salmos 81:8–10</w:t>
+      </w:r>
+    </w:p>
+    <w:p>
+      <w:pPr>
+        <w:pStyle w:val="ListBullet"/>
+        <w:spacing w:line="240" w:lineRule="auto"/>
+        <w:ind w:left="720"/>
+      </w:pPr>
+      <w:r>
+        <w:rPr>
+          <w:lang w:val="es_ES" w:bidi="es_ES"/>
+        </w:rPr>
+      </w:r>
+      <w:r>
+        <w:rPr>
+          <w:lang w:val="es_ES" w:bidi="es_ES"/>
+        </w:rPr>
+        <w:t>Isaías 44:20</w:t>
+      </w:r>
+    </w:p>
+    <w:p>
+      <w:pPr>
+        <w:pStyle w:val="ListBullet"/>
+        <w:spacing w:line="240" w:lineRule="auto"/>
+        <w:ind w:left="720"/>
+      </w:pPr>
+      <w:r>
+        <w:rPr>
+          <w:lang w:val="es_ES" w:bidi="es_ES"/>
+        </w:rPr>
+      </w:r>
+      <w:r>
+        <w:rPr>
+          <w:lang w:val="es_ES" w:bidi="es_ES"/>
+        </w:rPr>
+        <w:t>Hechos 7:41</w:t>
+      </w:r>
+    </w:p>
+    <w:p>
+      <w:pPr>
+        <w:pStyle w:val="ListBullet"/>
+        <w:spacing w:line="240" w:lineRule="auto"/>
+        <w:ind w:left="720"/>
+      </w:pPr>
+      <w:r>
+        <w:rPr>
+          <w:lang w:val="es_ES" w:bidi="es_ES"/>
+        </w:rPr>
+      </w:r>
+      <w:r>
+        <w:rPr>
+          <w:lang w:val="es_ES" w:bidi="es_ES"/>
+        </w:rPr>
+        <w:t>Hechos 7:43</w:t>
+      </w:r>
+    </w:p>
+    <w:p>
+      <w:pPr>
+        <w:pStyle w:val="ListBullet"/>
+        <w:spacing w:line="240" w:lineRule="auto"/>
+        <w:ind w:left="720"/>
+      </w:pPr>
+      <w:r>
+        <w:rPr>
+          <w:lang w:val="es_ES" w:bidi="es_ES"/>
+        </w:rPr>
+      </w:r>
+      <w:r>
+        <w:rPr>
+          <w:lang w:val="es_ES" w:bidi="es_ES"/>
+        </w:rPr>
+        <w:t>Hechos 15:20</w:t>
+      </w:r>
+    </w:p>
+    <w:p>
+      <w:pPr>
+        <w:pStyle w:val="ListBullet"/>
+        <w:spacing w:line="240" w:lineRule="auto"/>
+        <w:ind w:left="720"/>
+      </w:pPr>
+      <w:r>
+        <w:rPr>
+          <w:lang w:val="es_ES" w:bidi="es_ES"/>
+        </w:rPr>
+      </w:r>
+      <w:r>
+        <w:rPr>
+          <w:lang w:val="es_ES" w:bidi="es_ES"/>
+        </w:rPr>
+        <w:t>Hechos 19:27</w:t>
+      </w:r>
+    </w:p>
+    <w:p>
+      <w:pPr>
+        <w:pStyle w:val="ListBullet"/>
+        <w:spacing w:line="240" w:lineRule="auto"/>
+        <w:ind w:left="720"/>
+      </w:pPr>
+      <w:r>
+        <w:rPr>
+          <w:lang w:val="es_ES" w:bidi="es_ES"/>
+        </w:rPr>
+      </w:r>
+      <w:r>
+        <w:rPr>
+          <w:lang w:val="es_ES" w:bidi="es_ES"/>
+        </w:rPr>
+        <w:t>Romanos 2:22</w:t>
+      </w:r>
+    </w:p>
+    <w:p>
+      <w:pPr>
+        <w:pStyle w:val="ListBullet"/>
+        <w:spacing w:line="240" w:lineRule="auto"/>
+        <w:ind w:left="720"/>
+      </w:pPr>
+      <w:r>
+        <w:rPr>
+          <w:lang w:val="es_ES" w:bidi="es_ES"/>
+        </w:rPr>
+      </w:r>
+      <w:r>
+        <w:rPr>
+          <w:lang w:val="es_ES" w:bidi="es_ES"/>
+        </w:rPr>
+        <w:t>Gálatas 4:8–9</w:t>
+      </w:r>
+    </w:p>
+    <w:p>
+      <w:pPr>
+        <w:pStyle w:val="ListBullet"/>
+        <w:spacing w:line="240" w:lineRule="auto"/>
+        <w:ind w:left="720"/>
+      </w:pPr>
+      <w:r>
+        <w:rPr>
+          <w:lang w:val="es_ES" w:bidi="es_ES"/>
+        </w:rPr>
+      </w:r>
+      <w:r>
+        <w:rPr>
+          <w:lang w:val="es_ES" w:bidi="es_ES"/>
+        </w:rPr>
+        <w:t>Gálatas 5:19–21</w:t>
+      </w:r>
+    </w:p>
+    <w:p>
+      <w:pPr>
+        <w:pStyle w:val="ListBullet"/>
+        <w:spacing w:line="240" w:lineRule="auto"/>
+        <w:ind w:left="720"/>
+      </w:pPr>
+      <w:r>
+        <w:rPr>
+          <w:lang w:val="es_ES" w:bidi="es_ES"/>
+        </w:rPr>
+      </w:r>
+      <w:r>
+        <w:rPr>
+          <w:lang w:val="es_ES" w:bidi="es_ES"/>
+        </w:rPr>
+        <w:t>Colosenses 3:5</w:t>
+      </w:r>
+    </w:p>
+    <w:p>
+      <w:pPr>
+        <w:pStyle w:val="ListBullet"/>
+        <w:spacing w:line="240" w:lineRule="auto"/>
+        <w:ind w:left="720"/>
+      </w:pPr>
+      <w:r>
+        <w:rPr>
+          <w:lang w:val="es_ES" w:bidi="es_ES"/>
+        </w:rPr>
+      </w:r>
+      <w:r>
+        <w:rPr>
+          <w:lang w:val="es_ES" w:bidi="es_ES"/>
+        </w:rPr>
+        <w:t>1 Tesalonicenses 1:9</w:t>
+      </w:r>
     </w:p>
     <w:p>
       <w:pPr>
@@ -1444,138 +1360,102 @@
           <w:lang w:val="es_ES" w:bidi="es_ES"/>
         </w:rPr>
       </w:r>
-      <w:hyperlink r:id="rId27">
-        <w:r>
-          <w:rPr>
-            <w:lang w:val="es_ES" w:bidi="es_ES"/>
-          </w:rPr>
-          <w:rPr>
-            <w:color w:val="0000EE"/>
-            <w:u w:val="single"/>
-          </w:rPr>
-          <w:t>1 Juan 4:1–3</w:t>
-        </w:r>
-      </w:hyperlink>
-    </w:p>
-    <w:p>
-      <w:pPr>
-        <w:pStyle w:val="ListBullet"/>
-        <w:spacing w:line="240" w:lineRule="auto"/>
-        <w:ind w:left="720"/>
-      </w:pPr>
-      <w:r>
-        <w:rPr>
-          <w:lang w:val="es_ES" w:bidi="es_ES"/>
-        </w:rPr>
-      </w:r>
-      <w:hyperlink r:id="rId28">
-        <w:r>
-          <w:rPr>
-            <w:lang w:val="es_ES" w:bidi="es_ES"/>
-          </w:rPr>
-          <w:rPr>
-            <w:color w:val="0000EE"/>
-            <w:u w:val="single"/>
-          </w:rPr>
-          <w:t>2 Pedro 2:1</w:t>
-        </w:r>
-      </w:hyperlink>
-    </w:p>
-    <w:p>
-      <w:pPr>
-        <w:pStyle w:val="ListBullet"/>
-        <w:spacing w:line="240" w:lineRule="auto"/>
-        <w:ind w:left="720"/>
-      </w:pPr>
-      <w:r>
-        <w:rPr>
-          <w:lang w:val="es_ES" w:bidi="es_ES"/>
-        </w:rPr>
-      </w:r>
-      <w:hyperlink r:id="rId29">
-        <w:r>
-          <w:rPr>
-            <w:lang w:val="es_ES" w:bidi="es_ES"/>
-          </w:rPr>
-          <w:rPr>
-            <w:color w:val="0000EE"/>
-            <w:u w:val="single"/>
-          </w:rPr>
-          <w:t>Hechos 13:6–8</w:t>
-        </w:r>
-      </w:hyperlink>
-    </w:p>
-    <w:p>
-      <w:pPr>
-        <w:pStyle w:val="ListBullet"/>
-        <w:spacing w:line="240" w:lineRule="auto"/>
-        <w:ind w:left="720"/>
-      </w:pPr>
-      <w:r>
-        <w:rPr>
-          <w:lang w:val="es_ES" w:bidi="es_ES"/>
-        </w:rPr>
-      </w:r>
-      <w:hyperlink r:id="rId30">
-        <w:r>
-          <w:rPr>
-            <w:lang w:val="es_ES" w:bidi="es_ES"/>
-          </w:rPr>
-          <w:rPr>
-            <w:color w:val="0000EE"/>
-            <w:u w:val="single"/>
-          </w:rPr>
-          <w:t>Lucas 6:26</w:t>
-        </w:r>
-      </w:hyperlink>
-    </w:p>
-    <w:p>
-      <w:pPr>
-        <w:pStyle w:val="ListBullet"/>
-        <w:spacing w:line="240" w:lineRule="auto"/>
-        <w:ind w:left="720"/>
-      </w:pPr>
-      <w:r>
-        <w:rPr>
-          <w:lang w:val="es_ES" w:bidi="es_ES"/>
-        </w:rPr>
-      </w:r>
-      <w:hyperlink r:id="rId31">
-        <w:r>
-          <w:rPr>
-            <w:lang w:val="es_ES" w:bidi="es_ES"/>
-          </w:rPr>
-          <w:rPr>
-            <w:color w:val="0000EE"/>
-            <w:u w:val="single"/>
-          </w:rPr>
-          <w:t>Mateo 7:16</w:t>
-        </w:r>
-      </w:hyperlink>
-    </w:p>
-    <w:p>
-      <w:pPr>
-        <w:pStyle w:val="ListBullet"/>
-        <w:spacing w:line="240" w:lineRule="auto"/>
-        <w:ind w:left="720"/>
-      </w:pPr>
-      <w:r>
-        <w:rPr>
-          <w:lang w:val="es_ES" w:bidi="es_ES"/>
-        </w:rPr>
-      </w:r>
-      <w:hyperlink r:id="rId32">
-        <w:r>
-          <w:rPr>
-            <w:lang w:val="es_ES" w:bidi="es_ES"/>
-          </w:rPr>
-          <w:rPr>
-            <w:color w:val="0000EE"/>
-            <w:u w:val="single"/>
-          </w:rPr>
-          <w:t>Mateo 24:23–25</w:t>
-        </w:r>
-      </w:hyperlink>
+      <w:r>
+        <w:rPr>
+          <w:lang w:val="es_ES" w:bidi="es_ES"/>
+        </w:rPr>
+        <w:t>1 Juan 4:1–3</w:t>
+      </w:r>
+    </w:p>
+    <w:p>
+      <w:pPr>
+        <w:pStyle w:val="ListBullet"/>
+        <w:spacing w:line="240" w:lineRule="auto"/>
+        <w:ind w:left="720"/>
+      </w:pPr>
+      <w:r>
+        <w:rPr>
+          <w:lang w:val="es_ES" w:bidi="es_ES"/>
+        </w:rPr>
+      </w:r>
+      <w:r>
+        <w:rPr>
+          <w:lang w:val="es_ES" w:bidi="es_ES"/>
+        </w:rPr>
+        <w:t>2 Pedro 2:1</w:t>
+      </w:r>
+    </w:p>
+    <w:p>
+      <w:pPr>
+        <w:pStyle w:val="ListBullet"/>
+        <w:spacing w:line="240" w:lineRule="auto"/>
+        <w:ind w:left="720"/>
+      </w:pPr>
+      <w:r>
+        <w:rPr>
+          <w:lang w:val="es_ES" w:bidi="es_ES"/>
+        </w:rPr>
+      </w:r>
+      <w:r>
+        <w:rPr>
+          <w:lang w:val="es_ES" w:bidi="es_ES"/>
+        </w:rPr>
+        <w:t>Hechos 13:6–8</w:t>
+      </w:r>
+    </w:p>
+    <w:p>
+      <w:pPr>
+        <w:pStyle w:val="ListBullet"/>
+        <w:spacing w:line="240" w:lineRule="auto"/>
+        <w:ind w:left="720"/>
+      </w:pPr>
+      <w:r>
+        <w:rPr>
+          <w:lang w:val="es_ES" w:bidi="es_ES"/>
+        </w:rPr>
+      </w:r>
+      <w:r>
+        <w:rPr>
+          <w:lang w:val="es_ES" w:bidi="es_ES"/>
+        </w:rPr>
+        <w:t>Lucas 6:26</w:t>
+      </w:r>
+    </w:p>
+    <w:p>
+      <w:pPr>
+        <w:pStyle w:val="ListBullet"/>
+        <w:spacing w:line="240" w:lineRule="auto"/>
+        <w:ind w:left="720"/>
+      </w:pPr>
+      <w:r>
+        <w:rPr>
+          <w:lang w:val="es_ES" w:bidi="es_ES"/>
+        </w:rPr>
+      </w:r>
+      <w:r>
+        <w:rPr>
+          <w:lang w:val="es_ES" w:bidi="es_ES"/>
+        </w:rPr>
+        <w:t>Mateo 7:16</w:t>
+      </w:r>
+    </w:p>
+    <w:p>
+      <w:pPr>
+        <w:pStyle w:val="ListBullet"/>
+        <w:spacing w:line="240" w:lineRule="auto"/>
+        <w:ind w:left="720"/>
+      </w:pPr>
+      <w:r>
+        <w:rPr>
+          <w:lang w:val="es_ES" w:bidi="es_ES"/>
+        </w:rPr>
+      </w:r>
+      <w:r>
+        <w:rPr>
+          <w:lang w:val="es_ES" w:bidi="es_ES"/>
+        </w:rPr>
+        <w:t>Mateo 24:23–25</w:t>
+      </w:r>
     </w:p>
     <w:p>
       <w:pPr>
@@ -1826,138 +1706,102 @@
           <w:lang w:val="es_ES" w:bidi="es_ES"/>
         </w:rPr>
       </w:r>
-      <w:hyperlink r:id="rId33">
-        <w:r>
-          <w:rPr>
-            <w:lang w:val="es_ES" w:bidi="es_ES"/>
-          </w:rPr>
-          <w:rPr>
-            <w:color w:val="0000EE"/>
-            <w:u w:val="single"/>
-          </w:rPr>
-          <w:t>Deuteronomio 19:19</w:t>
-        </w:r>
-      </w:hyperlink>
-    </w:p>
-    <w:p>
-      <w:pPr>
-        <w:pStyle w:val="ListBullet"/>
-        <w:spacing w:line="240" w:lineRule="auto"/>
-        <w:ind w:left="720"/>
-      </w:pPr>
-      <w:r>
-        <w:rPr>
-          <w:lang w:val="es_ES" w:bidi="es_ES"/>
-        </w:rPr>
-      </w:r>
-      <w:hyperlink r:id="rId34">
-        <w:r>
-          <w:rPr>
-            <w:lang w:val="es_ES" w:bidi="es_ES"/>
-          </w:rPr>
-          <w:rPr>
-            <w:color w:val="0000EE"/>
-            <w:u w:val="single"/>
-          </w:rPr>
-          <w:t>Éxodo 20:16</w:t>
-        </w:r>
-      </w:hyperlink>
-    </w:p>
-    <w:p>
-      <w:pPr>
-        <w:pStyle w:val="ListBullet"/>
-        <w:spacing w:line="240" w:lineRule="auto"/>
-        <w:ind w:left="720"/>
-      </w:pPr>
-      <w:r>
-        <w:rPr>
-          <w:lang w:val="es_ES" w:bidi="es_ES"/>
-        </w:rPr>
-      </w:r>
-      <w:hyperlink r:id="rId35">
-        <w:r>
-          <w:rPr>
-            <w:lang w:val="es_ES" w:bidi="es_ES"/>
-          </w:rPr>
-          <w:rPr>
-            <w:color w:val="0000EE"/>
-            <w:u w:val="single"/>
-          </w:rPr>
-          <w:t>Mateo 15:18–20</w:t>
-        </w:r>
-      </w:hyperlink>
-    </w:p>
-    <w:p>
-      <w:pPr>
-        <w:pStyle w:val="ListBullet"/>
-        <w:spacing w:line="240" w:lineRule="auto"/>
-        <w:ind w:left="720"/>
-      </w:pPr>
-      <w:r>
-        <w:rPr>
-          <w:lang w:val="es_ES" w:bidi="es_ES"/>
-        </w:rPr>
-      </w:r>
-      <w:hyperlink r:id="rId36">
-        <w:r>
-          <w:rPr>
-            <w:lang w:val="es_ES" w:bidi="es_ES"/>
-          </w:rPr>
-          <w:rPr>
-            <w:color w:val="0000EE"/>
-            <w:u w:val="single"/>
-          </w:rPr>
-          <w:t>Mateo 19:18–19</w:t>
-        </w:r>
-      </w:hyperlink>
-    </w:p>
-    <w:p>
-      <w:pPr>
-        <w:pStyle w:val="ListBullet"/>
-        <w:spacing w:line="240" w:lineRule="auto"/>
-        <w:ind w:left="720"/>
-      </w:pPr>
-      <w:r>
-        <w:rPr>
-          <w:lang w:val="es_ES" w:bidi="es_ES"/>
-        </w:rPr>
-      </w:r>
-      <w:hyperlink r:id="rId37">
-        <w:r>
-          <w:rPr>
-            <w:lang w:val="es_ES" w:bidi="es_ES"/>
-          </w:rPr>
-          <w:rPr>
-            <w:color w:val="0000EE"/>
-            <w:u w:val="single"/>
-          </w:rPr>
-          <w:t>Proverbios 14:5–6</w:t>
-        </w:r>
-      </w:hyperlink>
-    </w:p>
-    <w:p>
-      <w:pPr>
-        <w:pStyle w:val="ListBullet"/>
-        <w:spacing w:line="240" w:lineRule="auto"/>
-        <w:ind w:left="720"/>
-      </w:pPr>
-      <w:r>
-        <w:rPr>
-          <w:lang w:val="es_ES" w:bidi="es_ES"/>
-        </w:rPr>
-      </w:r>
-      <w:hyperlink r:id="rId38">
-        <w:r>
-          <w:rPr>
-            <w:lang w:val="es_ES" w:bidi="es_ES"/>
-          </w:rPr>
-          <w:rPr>
-            <w:color w:val="0000EE"/>
-            <w:u w:val="single"/>
-          </w:rPr>
-          <w:t>Salmos 27:11–12</w:t>
-        </w:r>
-      </w:hyperlink>
+      <w:r>
+        <w:rPr>
+          <w:lang w:val="es_ES" w:bidi="es_ES"/>
+        </w:rPr>
+        <w:t>Deuteronomio 19:19</w:t>
+      </w:r>
+    </w:p>
+    <w:p>
+      <w:pPr>
+        <w:pStyle w:val="ListBullet"/>
+        <w:spacing w:line="240" w:lineRule="auto"/>
+        <w:ind w:left="720"/>
+      </w:pPr>
+      <w:r>
+        <w:rPr>
+          <w:lang w:val="es_ES" w:bidi="es_ES"/>
+        </w:rPr>
+      </w:r>
+      <w:r>
+        <w:rPr>
+          <w:lang w:val="es_ES" w:bidi="es_ES"/>
+        </w:rPr>
+        <w:t>Éxodo 20:16</w:t>
+      </w:r>
+    </w:p>
+    <w:p>
+      <w:pPr>
+        <w:pStyle w:val="ListBullet"/>
+        <w:spacing w:line="240" w:lineRule="auto"/>
+        <w:ind w:left="720"/>
+      </w:pPr>
+      <w:r>
+        <w:rPr>
+          <w:lang w:val="es_ES" w:bidi="es_ES"/>
+        </w:rPr>
+      </w:r>
+      <w:r>
+        <w:rPr>
+          <w:lang w:val="es_ES" w:bidi="es_ES"/>
+        </w:rPr>
+        <w:t>Mateo 15:18–20</w:t>
+      </w:r>
+    </w:p>
+    <w:p>
+      <w:pPr>
+        <w:pStyle w:val="ListBullet"/>
+        <w:spacing w:line="240" w:lineRule="auto"/>
+        <w:ind w:left="720"/>
+      </w:pPr>
+      <w:r>
+        <w:rPr>
+          <w:lang w:val="es_ES" w:bidi="es_ES"/>
+        </w:rPr>
+      </w:r>
+      <w:r>
+        <w:rPr>
+          <w:lang w:val="es_ES" w:bidi="es_ES"/>
+        </w:rPr>
+        <w:t>Mateo 19:18–19</w:t>
+      </w:r>
+    </w:p>
+    <w:p>
+      <w:pPr>
+        <w:pStyle w:val="ListBullet"/>
+        <w:spacing w:line="240" w:lineRule="auto"/>
+        <w:ind w:left="720"/>
+      </w:pPr>
+      <w:r>
+        <w:rPr>
+          <w:lang w:val="es_ES" w:bidi="es_ES"/>
+        </w:rPr>
+      </w:r>
+      <w:r>
+        <w:rPr>
+          <w:lang w:val="es_ES" w:bidi="es_ES"/>
+        </w:rPr>
+        <w:t>Proverbios 14:5–6</w:t>
+      </w:r>
+    </w:p>
+    <w:p>
+      <w:pPr>
+        <w:pStyle w:val="ListBullet"/>
+        <w:spacing w:line="240" w:lineRule="auto"/>
+        <w:ind w:left="720"/>
+      </w:pPr>
+      <w:r>
+        <w:rPr>
+          <w:lang w:val="es_ES" w:bidi="es_ES"/>
+        </w:rPr>
+      </w:r>
+      <w:r>
+        <w:rPr>
+          <w:lang w:val="es_ES" w:bidi="es_ES"/>
+        </w:rPr>
+        <w:t>Salmos 27:11–12</w:t>
+      </w:r>
     </w:p>
     <w:p>
       <w:pPr>
@@ -2191,114 +2035,84 @@
           <w:lang w:val="es_ES" w:bidi="es_ES"/>
         </w:rPr>
       </w:r>
-      <w:hyperlink r:id="rId39">
-        <w:r>
-          <w:rPr>
-            <w:lang w:val="es_ES" w:bidi="es_ES"/>
-          </w:rPr>
-          <w:rPr>
-            <w:color w:val="0000EE"/>
-            <w:u w:val="single"/>
-          </w:rPr>
-          <w:t>1 Reyes 8:1–2</w:t>
-        </w:r>
-      </w:hyperlink>
-    </w:p>
-    <w:p>
-      <w:pPr>
-        <w:pStyle w:val="ListBullet"/>
-        <w:spacing w:line="240" w:lineRule="auto"/>
-        <w:ind w:left="720"/>
-      </w:pPr>
-      <w:r>
-        <w:rPr>
-          <w:lang w:val="es_ES" w:bidi="es_ES"/>
-        </w:rPr>
-      </w:r>
-      <w:hyperlink r:id="rId40">
-        <w:r>
-          <w:rPr>
-            <w:lang w:val="es_ES" w:bidi="es_ES"/>
-          </w:rPr>
-          <w:rPr>
-            <w:color w:val="0000EE"/>
-            <w:u w:val="single"/>
-          </w:rPr>
-          <w:t>1 Samuel 18:18</w:t>
-        </w:r>
-      </w:hyperlink>
-    </w:p>
-    <w:p>
-      <w:pPr>
-        <w:pStyle w:val="ListBullet"/>
-        <w:spacing w:line="240" w:lineRule="auto"/>
-        <w:ind w:left="720"/>
-      </w:pPr>
-      <w:r>
-        <w:rPr>
-          <w:lang w:val="es_ES" w:bidi="es_ES"/>
-        </w:rPr>
-      </w:r>
-      <w:hyperlink r:id="rId41">
-        <w:r>
-          <w:rPr>
-            <w:lang w:val="es_ES" w:bidi="es_ES"/>
-          </w:rPr>
-          <w:rPr>
-            <w:color w:val="0000EE"/>
-            <w:u w:val="single"/>
-          </w:rPr>
-          <w:t>Éxodo 1:21</w:t>
-        </w:r>
-      </w:hyperlink>
-    </w:p>
-    <w:p>
-      <w:pPr>
-        <w:pStyle w:val="ListBullet"/>
-        <w:spacing w:line="240" w:lineRule="auto"/>
-        <w:ind w:left="720"/>
-      </w:pPr>
-      <w:r>
-        <w:rPr>
-          <w:lang w:val="es_ES" w:bidi="es_ES"/>
-        </w:rPr>
-      </w:r>
-      <w:hyperlink r:id="rId42">
-        <w:r>
-          <w:rPr>
-            <w:lang w:val="es_ES" w:bidi="es_ES"/>
-          </w:rPr>
-          <w:rPr>
-            <w:color w:val="0000EE"/>
-            <w:u w:val="single"/>
-          </w:rPr>
-          <w:t>Josué 2:12–13</w:t>
-        </w:r>
-      </w:hyperlink>
-    </w:p>
-    <w:p>
-      <w:pPr>
-        <w:pStyle w:val="ListBullet"/>
-        <w:spacing w:line="240" w:lineRule="auto"/>
-        <w:ind w:left="720"/>
-      </w:pPr>
-      <w:r>
-        <w:rPr>
-          <w:lang w:val="es_ES" w:bidi="es_ES"/>
-        </w:rPr>
-      </w:r>
-      <w:hyperlink r:id="rId43">
-        <w:r>
-          <w:rPr>
-            <w:lang w:val="es_ES" w:bidi="es_ES"/>
-          </w:rPr>
-          <w:rPr>
-            <w:color w:val="0000EE"/>
-            <w:u w:val="single"/>
-          </w:rPr>
-          <w:t>Lucas 2:4</w:t>
-        </w:r>
-      </w:hyperlink>
+      <w:r>
+        <w:rPr>
+          <w:lang w:val="es_ES" w:bidi="es_ES"/>
+        </w:rPr>
+        <w:t>1 Reyes 8:1–2</w:t>
+      </w:r>
+    </w:p>
+    <w:p>
+      <w:pPr>
+        <w:pStyle w:val="ListBullet"/>
+        <w:spacing w:line="240" w:lineRule="auto"/>
+        <w:ind w:left="720"/>
+      </w:pPr>
+      <w:r>
+        <w:rPr>
+          <w:lang w:val="es_ES" w:bidi="es_ES"/>
+        </w:rPr>
+      </w:r>
+      <w:r>
+        <w:rPr>
+          <w:lang w:val="es_ES" w:bidi="es_ES"/>
+        </w:rPr>
+        <w:t>1 Samuel 18:18</w:t>
+      </w:r>
+    </w:p>
+    <w:p>
+      <w:pPr>
+        <w:pStyle w:val="ListBullet"/>
+        <w:spacing w:line="240" w:lineRule="auto"/>
+        <w:ind w:left="720"/>
+      </w:pPr>
+      <w:r>
+        <w:rPr>
+          <w:lang w:val="es_ES" w:bidi="es_ES"/>
+        </w:rPr>
+      </w:r>
+      <w:r>
+        <w:rPr>
+          <w:lang w:val="es_ES" w:bidi="es_ES"/>
+        </w:rPr>
+        <w:t>Éxodo 1:21</w:t>
+      </w:r>
+    </w:p>
+    <w:p>
+      <w:pPr>
+        <w:pStyle w:val="ListBullet"/>
+        <w:spacing w:line="240" w:lineRule="auto"/>
+        <w:ind w:left="720"/>
+      </w:pPr>
+      <w:r>
+        <w:rPr>
+          <w:lang w:val="es_ES" w:bidi="es_ES"/>
+        </w:rPr>
+      </w:r>
+      <w:r>
+        <w:rPr>
+          <w:lang w:val="es_ES" w:bidi="es_ES"/>
+        </w:rPr>
+        <w:t>Josué 2:12–13</w:t>
+      </w:r>
+    </w:p>
+    <w:p>
+      <w:pPr>
+        <w:pStyle w:val="ListBullet"/>
+        <w:spacing w:line="240" w:lineRule="auto"/>
+        <w:ind w:left="720"/>
+      </w:pPr>
+      <w:r>
+        <w:rPr>
+          <w:lang w:val="es_ES" w:bidi="es_ES"/>
+        </w:rPr>
+      </w:r>
+      <w:r>
+        <w:rPr>
+          <w:lang w:val="es_ES" w:bidi="es_ES"/>
+        </w:rPr>
+        <w:t>Lucas 2:4</w:t>
+      </w:r>
     </w:p>
     <w:p>
       <w:pPr>
@@ -2534,138 +2348,102 @@
           <w:lang w:val="es_ES" w:bidi="es_ES"/>
         </w:rPr>
       </w:r>
-      <w:hyperlink r:id="rId44">
-        <w:r>
-          <w:rPr>
-            <w:lang w:val="es_ES" w:bidi="es_ES"/>
-          </w:rPr>
-          <w:rPr>
-            <w:color w:val="0000EE"/>
-            <w:u w:val="single"/>
-          </w:rPr>
-          <w:t>Hechos 7:9–10</w:t>
-        </w:r>
-      </w:hyperlink>
-    </w:p>
-    <w:p>
-      <w:pPr>
-        <w:pStyle w:val="ListBullet"/>
-        <w:spacing w:line="240" w:lineRule="auto"/>
-        <w:ind w:left="720"/>
-      </w:pPr>
-      <w:r>
-        <w:rPr>
-          <w:lang w:val="es_ES" w:bidi="es_ES"/>
-        </w:rPr>
-      </w:r>
-      <w:hyperlink r:id="rId45">
-        <w:r>
-          <w:rPr>
-            <w:lang w:val="es_ES" w:bidi="es_ES"/>
-          </w:rPr>
-          <w:rPr>
-            <w:color w:val="0000EE"/>
-            <w:u w:val="single"/>
-          </w:rPr>
-          <w:t>Hechos 7:13</w:t>
-        </w:r>
-      </w:hyperlink>
-    </w:p>
-    <w:p>
-      <w:pPr>
-        <w:pStyle w:val="ListBullet"/>
-        <w:spacing w:line="240" w:lineRule="auto"/>
-        <w:ind w:left="720"/>
-      </w:pPr>
-      <w:r>
-        <w:rPr>
-          <w:lang w:val="es_ES" w:bidi="es_ES"/>
-        </w:rPr>
-      </w:r>
-      <w:hyperlink r:id="rId46">
-        <w:r>
-          <w:rPr>
-            <w:lang w:val="es_ES" w:bidi="es_ES"/>
-          </w:rPr>
-          <w:rPr>
-            <w:color w:val="0000EE"/>
-            <w:u w:val="single"/>
-          </w:rPr>
-          <w:t>Hechos 7:21</w:t>
-        </w:r>
-      </w:hyperlink>
-    </w:p>
-    <w:p>
-      <w:pPr>
-        <w:pStyle w:val="ListBullet"/>
-        <w:spacing w:line="240" w:lineRule="auto"/>
-        <w:ind w:left="720"/>
-      </w:pPr>
-      <w:r>
-        <w:rPr>
-          <w:lang w:val="es_ES" w:bidi="es_ES"/>
-        </w:rPr>
-      </w:r>
-      <w:hyperlink r:id="rId47">
-        <w:r>
-          <w:rPr>
-            <w:lang w:val="es_ES" w:bidi="es_ES"/>
-          </w:rPr>
-          <w:rPr>
-            <w:color w:val="0000EE"/>
-            <w:u w:val="single"/>
-          </w:rPr>
-          <w:t>Génesis 12:15</w:t>
-        </w:r>
-      </w:hyperlink>
-    </w:p>
-    <w:p>
-      <w:pPr>
-        <w:pStyle w:val="ListBullet"/>
-        <w:spacing w:line="240" w:lineRule="auto"/>
-        <w:ind w:left="720"/>
-      </w:pPr>
-      <w:r>
-        <w:rPr>
-          <w:lang w:val="es_ES" w:bidi="es_ES"/>
-        </w:rPr>
-      </w:r>
-      <w:hyperlink r:id="rId48">
-        <w:r>
-          <w:rPr>
-            <w:lang w:val="es_ES" w:bidi="es_ES"/>
-          </w:rPr>
-          <w:rPr>
-            <w:color w:val="0000EE"/>
-            <w:u w:val="single"/>
-          </w:rPr>
-          <w:t>Génesis 40:7</w:t>
-        </w:r>
-      </w:hyperlink>
-    </w:p>
-    <w:p>
-      <w:pPr>
-        <w:pStyle w:val="ListBullet"/>
-        <w:spacing w:line="240" w:lineRule="auto"/>
-        <w:ind w:left="720"/>
-      </w:pPr>
-      <w:r>
-        <w:rPr>
-          <w:lang w:val="es_ES" w:bidi="es_ES"/>
-        </w:rPr>
-      </w:r>
-      <w:hyperlink r:id="rId49">
-        <w:r>
-          <w:rPr>
-            <w:lang w:val="es_ES" w:bidi="es_ES"/>
-          </w:rPr>
-          <w:rPr>
-            <w:color w:val="0000EE"/>
-            <w:u w:val="single"/>
-          </w:rPr>
-          <w:t>Génesis 41:25</w:t>
-        </w:r>
-      </w:hyperlink>
+      <w:r>
+        <w:rPr>
+          <w:lang w:val="es_ES" w:bidi="es_ES"/>
+        </w:rPr>
+        <w:t>Hechos 7:9–10</w:t>
+      </w:r>
+    </w:p>
+    <w:p>
+      <w:pPr>
+        <w:pStyle w:val="ListBullet"/>
+        <w:spacing w:line="240" w:lineRule="auto"/>
+        <w:ind w:left="720"/>
+      </w:pPr>
+      <w:r>
+        <w:rPr>
+          <w:lang w:val="es_ES" w:bidi="es_ES"/>
+        </w:rPr>
+      </w:r>
+      <w:r>
+        <w:rPr>
+          <w:lang w:val="es_ES" w:bidi="es_ES"/>
+        </w:rPr>
+        <w:t>Hechos 7:13</w:t>
+      </w:r>
+    </w:p>
+    <w:p>
+      <w:pPr>
+        <w:pStyle w:val="ListBullet"/>
+        <w:spacing w:line="240" w:lineRule="auto"/>
+        <w:ind w:left="720"/>
+      </w:pPr>
+      <w:r>
+        <w:rPr>
+          <w:lang w:val="es_ES" w:bidi="es_ES"/>
+        </w:rPr>
+      </w:r>
+      <w:r>
+        <w:rPr>
+          <w:lang w:val="es_ES" w:bidi="es_ES"/>
+        </w:rPr>
+        <w:t>Hechos 7:21</w:t>
+      </w:r>
+    </w:p>
+    <w:p>
+      <w:pPr>
+        <w:pStyle w:val="ListBullet"/>
+        <w:spacing w:line="240" w:lineRule="auto"/>
+        <w:ind w:left="720"/>
+      </w:pPr>
+      <w:r>
+        <w:rPr>
+          <w:lang w:val="es_ES" w:bidi="es_ES"/>
+        </w:rPr>
+      </w:r>
+      <w:r>
+        <w:rPr>
+          <w:lang w:val="es_ES" w:bidi="es_ES"/>
+        </w:rPr>
+        <w:t>Génesis 12:15</w:t>
+      </w:r>
+    </w:p>
+    <w:p>
+      <w:pPr>
+        <w:pStyle w:val="ListBullet"/>
+        <w:spacing w:line="240" w:lineRule="auto"/>
+        <w:ind w:left="720"/>
+      </w:pPr>
+      <w:r>
+        <w:rPr>
+          <w:lang w:val="es_ES" w:bidi="es_ES"/>
+        </w:rPr>
+      </w:r>
+      <w:r>
+        <w:rPr>
+          <w:lang w:val="es_ES" w:bidi="es_ES"/>
+        </w:rPr>
+        <w:t>Génesis 40:7</w:t>
+      </w:r>
+    </w:p>
+    <w:p>
+      <w:pPr>
+        <w:pStyle w:val="ListBullet"/>
+        <w:spacing w:line="240" w:lineRule="auto"/>
+        <w:ind w:left="720"/>
+      </w:pPr>
+      <w:r>
+        <w:rPr>
+          <w:lang w:val="es_ES" w:bidi="es_ES"/>
+        </w:rPr>
+      </w:r>
+      <w:r>
+        <w:rPr>
+          <w:lang w:val="es_ES" w:bidi="es_ES"/>
+        </w:rPr>
+        <w:t>Génesis 41:25</w:t>
+      </w:r>
     </w:p>
     <w:p>
       <w:pPr>
@@ -3130,210 +2908,156 @@
           <w:lang w:val="es_ES" w:bidi="es_ES"/>
         </w:rPr>
       </w:r>
-      <w:hyperlink r:id="rId50">
-        <w:r>
-          <w:rPr>
-            <w:lang w:val="es_ES" w:bidi="es_ES"/>
-          </w:rPr>
-          <w:rPr>
-            <w:color w:val="0000EE"/>
-            <w:u w:val="single"/>
-          </w:rPr>
-          <w:t>Hechos 26:4</w:t>
-        </w:r>
-      </w:hyperlink>
-    </w:p>
-    <w:p>
-      <w:pPr>
-        <w:pStyle w:val="ListBullet"/>
-        <w:spacing w:line="240" w:lineRule="auto"/>
-        <w:ind w:left="720"/>
-      </w:pPr>
-      <w:r>
-        <w:rPr>
-          <w:lang w:val="es_ES" w:bidi="es_ES"/>
-        </w:rPr>
-      </w:r>
-      <w:hyperlink r:id="rId51">
-        <w:r>
-          <w:rPr>
-            <w:lang w:val="es_ES" w:bidi="es_ES"/>
-          </w:rPr>
-          <w:rPr>
-            <w:color w:val="0000EE"/>
-            <w:u w:val="single"/>
-          </w:rPr>
-          <w:t>Juan 3:1–2</w:t>
-        </w:r>
-      </w:hyperlink>
-    </w:p>
-    <w:p>
-      <w:pPr>
-        <w:pStyle w:val="ListBullet"/>
-        <w:spacing w:line="240" w:lineRule="auto"/>
-        <w:ind w:left="720"/>
-      </w:pPr>
-      <w:r>
-        <w:rPr>
-          <w:lang w:val="es_ES" w:bidi="es_ES"/>
-        </w:rPr>
-      </w:r>
-      <w:hyperlink r:id="rId52">
-        <w:r>
-          <w:rPr>
-            <w:lang w:val="es_ES" w:bidi="es_ES"/>
-          </w:rPr>
-          <w:rPr>
-            <w:color w:val="0000EE"/>
-            <w:u w:val="single"/>
-          </w:rPr>
-          <w:t>Lucas 11:44</w:t>
-        </w:r>
-      </w:hyperlink>
-    </w:p>
-    <w:p>
-      <w:pPr>
-        <w:pStyle w:val="ListBullet"/>
-        <w:spacing w:line="240" w:lineRule="auto"/>
-        <w:ind w:left="720"/>
-      </w:pPr>
-      <w:r>
-        <w:rPr>
-          <w:lang w:val="es_ES" w:bidi="es_ES"/>
-        </w:rPr>
-      </w:r>
-      <w:hyperlink r:id="rId53">
-        <w:r>
-          <w:rPr>
-            <w:lang w:val="es_ES" w:bidi="es_ES"/>
-          </w:rPr>
-          <w:rPr>
-            <w:color w:val="0000EE"/>
-            <w:u w:val="single"/>
-          </w:rPr>
-          <w:t>Mateo 3:7</w:t>
-        </w:r>
-      </w:hyperlink>
-    </w:p>
-    <w:p>
-      <w:pPr>
-        <w:pStyle w:val="ListBullet"/>
-        <w:spacing w:line="240" w:lineRule="auto"/>
-        <w:ind w:left="720"/>
-      </w:pPr>
-      <w:r>
-        <w:rPr>
-          <w:lang w:val="es_ES" w:bidi="es_ES"/>
-        </w:rPr>
-      </w:r>
-      <w:hyperlink r:id="rId54">
-        <w:r>
-          <w:rPr>
-            <w:lang w:val="es_ES" w:bidi="es_ES"/>
-          </w:rPr>
-          <w:rPr>
-            <w:color w:val="0000EE"/>
-            <w:u w:val="single"/>
-          </w:rPr>
-          <w:t>Mateo 5:20</w:t>
-        </w:r>
-      </w:hyperlink>
-    </w:p>
-    <w:p>
-      <w:pPr>
-        <w:pStyle w:val="ListBullet"/>
-        <w:spacing w:line="240" w:lineRule="auto"/>
-        <w:ind w:left="720"/>
-      </w:pPr>
-      <w:r>
-        <w:rPr>
-          <w:lang w:val="es_ES" w:bidi="es_ES"/>
-        </w:rPr>
-      </w:r>
-      <w:hyperlink r:id="rId55">
-        <w:r>
-          <w:rPr>
-            <w:lang w:val="es_ES" w:bidi="es_ES"/>
-          </w:rPr>
-          <w:rPr>
-            <w:color w:val="0000EE"/>
-            <w:u w:val="single"/>
-          </w:rPr>
-          <w:t>Mateo 9:11</w:t>
-        </w:r>
-      </w:hyperlink>
-    </w:p>
-    <w:p>
-      <w:pPr>
-        <w:pStyle w:val="ListBullet"/>
-        <w:spacing w:line="240" w:lineRule="auto"/>
-        <w:ind w:left="720"/>
-      </w:pPr>
-      <w:r>
-        <w:rPr>
-          <w:lang w:val="es_ES" w:bidi="es_ES"/>
-        </w:rPr>
-      </w:r>
-      <w:hyperlink r:id="rId56">
-        <w:r>
-          <w:rPr>
-            <w:lang w:val="es_ES" w:bidi="es_ES"/>
-          </w:rPr>
-          <w:rPr>
-            <w:color w:val="0000EE"/>
-            <w:u w:val="single"/>
-          </w:rPr>
-          <w:t>Mateo 12:2</w:t>
-        </w:r>
-      </w:hyperlink>
-    </w:p>
-    <w:p>
-      <w:pPr>
-        <w:pStyle w:val="ListBullet"/>
-        <w:spacing w:line="240" w:lineRule="auto"/>
-        <w:ind w:left="720"/>
-      </w:pPr>
-      <w:r>
-        <w:rPr>
-          <w:lang w:val="es_ES" w:bidi="es_ES"/>
-        </w:rPr>
-      </w:r>
-      <w:hyperlink r:id="rId57">
-        <w:r>
-          <w:rPr>
-            <w:lang w:val="es_ES" w:bidi="es_ES"/>
-          </w:rPr>
-          <w:rPr>
-            <w:color w:val="0000EE"/>
-            <w:u w:val="single"/>
-          </w:rPr>
-          <w:t>Mateo 12:38</w:t>
-        </w:r>
-      </w:hyperlink>
-    </w:p>
-    <w:p>
-      <w:pPr>
-        <w:pStyle w:val="ListBullet"/>
-        <w:spacing w:line="240" w:lineRule="auto"/>
-        <w:ind w:left="720"/>
-      </w:pPr>
-      <w:r>
-        <w:rPr>
-          <w:lang w:val="es_ES" w:bidi="es_ES"/>
-        </w:rPr>
-      </w:r>
-      <w:hyperlink r:id="rId58">
-        <w:r>
-          <w:rPr>
-            <w:lang w:val="es_ES" w:bidi="es_ES"/>
-          </w:rPr>
-          <w:rPr>
-            <w:color w:val="0000EE"/>
-            <w:u w:val="single"/>
-          </w:rPr>
-          <w:t>Filipenses 3:5</w:t>
-        </w:r>
-      </w:hyperlink>
+      <w:r>
+        <w:rPr>
+          <w:lang w:val="es_ES" w:bidi="es_ES"/>
+        </w:rPr>
+        <w:t>Hechos 26:4</w:t>
+      </w:r>
+    </w:p>
+    <w:p>
+      <w:pPr>
+        <w:pStyle w:val="ListBullet"/>
+        <w:spacing w:line="240" w:lineRule="auto"/>
+        <w:ind w:left="720"/>
+      </w:pPr>
+      <w:r>
+        <w:rPr>
+          <w:lang w:val="es_ES" w:bidi="es_ES"/>
+        </w:rPr>
+      </w:r>
+      <w:r>
+        <w:rPr>
+          <w:lang w:val="es_ES" w:bidi="es_ES"/>
+        </w:rPr>
+        <w:t>Juan 3:1–2</w:t>
+      </w:r>
+    </w:p>
+    <w:p>
+      <w:pPr>
+        <w:pStyle w:val="ListBullet"/>
+        <w:spacing w:line="240" w:lineRule="auto"/>
+        <w:ind w:left="720"/>
+      </w:pPr>
+      <w:r>
+        <w:rPr>
+          <w:lang w:val="es_ES" w:bidi="es_ES"/>
+        </w:rPr>
+      </w:r>
+      <w:r>
+        <w:rPr>
+          <w:lang w:val="es_ES" w:bidi="es_ES"/>
+        </w:rPr>
+        <w:t>Lucas 11:44</w:t>
+      </w:r>
+    </w:p>
+    <w:p>
+      <w:pPr>
+        <w:pStyle w:val="ListBullet"/>
+        <w:spacing w:line="240" w:lineRule="auto"/>
+        <w:ind w:left="720"/>
+      </w:pPr>
+      <w:r>
+        <w:rPr>
+          <w:lang w:val="es_ES" w:bidi="es_ES"/>
+        </w:rPr>
+      </w:r>
+      <w:r>
+        <w:rPr>
+          <w:lang w:val="es_ES" w:bidi="es_ES"/>
+        </w:rPr>
+        <w:t>Mateo 3:7</w:t>
+      </w:r>
+    </w:p>
+    <w:p>
+      <w:pPr>
+        <w:pStyle w:val="ListBullet"/>
+        <w:spacing w:line="240" w:lineRule="auto"/>
+        <w:ind w:left="720"/>
+      </w:pPr>
+      <w:r>
+        <w:rPr>
+          <w:lang w:val="es_ES" w:bidi="es_ES"/>
+        </w:rPr>
+      </w:r>
+      <w:r>
+        <w:rPr>
+          <w:lang w:val="es_ES" w:bidi="es_ES"/>
+        </w:rPr>
+        <w:t>Mateo 5:20</w:t>
+      </w:r>
+    </w:p>
+    <w:p>
+      <w:pPr>
+        <w:pStyle w:val="ListBullet"/>
+        <w:spacing w:line="240" w:lineRule="auto"/>
+        <w:ind w:left="720"/>
+      </w:pPr>
+      <w:r>
+        <w:rPr>
+          <w:lang w:val="es_ES" w:bidi="es_ES"/>
+        </w:rPr>
+      </w:r>
+      <w:r>
+        <w:rPr>
+          <w:lang w:val="es_ES" w:bidi="es_ES"/>
+        </w:rPr>
+        <w:t>Mateo 9:11</w:t>
+      </w:r>
+    </w:p>
+    <w:p>
+      <w:pPr>
+        <w:pStyle w:val="ListBullet"/>
+        <w:spacing w:line="240" w:lineRule="auto"/>
+        <w:ind w:left="720"/>
+      </w:pPr>
+      <w:r>
+        <w:rPr>
+          <w:lang w:val="es_ES" w:bidi="es_ES"/>
+        </w:rPr>
+      </w:r>
+      <w:r>
+        <w:rPr>
+          <w:lang w:val="es_ES" w:bidi="es_ES"/>
+        </w:rPr>
+        <w:t>Mateo 12:2</w:t>
+      </w:r>
+    </w:p>
+    <w:p>
+      <w:pPr>
+        <w:pStyle w:val="ListBullet"/>
+        <w:spacing w:line="240" w:lineRule="auto"/>
+        <w:ind w:left="720"/>
+      </w:pPr>
+      <w:r>
+        <w:rPr>
+          <w:lang w:val="es_ES" w:bidi="es_ES"/>
+        </w:rPr>
+      </w:r>
+      <w:r>
+        <w:rPr>
+          <w:lang w:val="es_ES" w:bidi="es_ES"/>
+        </w:rPr>
+        <w:t>Mateo 12:38</w:t>
+      </w:r>
+    </w:p>
+    <w:p>
+      <w:pPr>
+        <w:pStyle w:val="ListBullet"/>
+        <w:spacing w:line="240" w:lineRule="auto"/>
+        <w:ind w:left="720"/>
+      </w:pPr>
+      <w:r>
+        <w:rPr>
+          <w:lang w:val="es_ES" w:bidi="es_ES"/>
+        </w:rPr>
+      </w:r>
+      <w:r>
+        <w:rPr>
+          <w:lang w:val="es_ES" w:bidi="es_ES"/>
+        </w:rPr>
+        <w:t>Filipenses 3:5</w:t>
+      </w:r>
     </w:p>
     <w:p>
       <w:pPr>
@@ -3600,162 +3324,120 @@
           <w:lang w:val="es_ES" w:bidi="es_ES"/>
         </w:rPr>
       </w:r>
-      <w:hyperlink r:id="rId59">
-        <w:r>
-          <w:rPr>
-            <w:lang w:val="es_ES" w:bidi="es_ES"/>
-          </w:rPr>
-          <w:rPr>
-            <w:color w:val="0000EE"/>
-            <w:u w:val="single"/>
-          </w:rPr>
-          <w:t>1 Samuel 2:25–26</w:t>
-        </w:r>
-      </w:hyperlink>
-    </w:p>
-    <w:p>
-      <w:pPr>
-        <w:pStyle w:val="ListBullet"/>
-        <w:spacing w:line="240" w:lineRule="auto"/>
-        <w:ind w:left="720"/>
-      </w:pPr>
-      <w:r>
-        <w:rPr>
-          <w:lang w:val="es_ES" w:bidi="es_ES"/>
-        </w:rPr>
-      </w:r>
-      <w:hyperlink r:id="rId60">
-        <w:r>
-          <w:rPr>
-            <w:lang w:val="es_ES" w:bidi="es_ES"/>
-          </w:rPr>
-          <w:rPr>
-            <w:color w:val="0000EE"/>
-            <w:u w:val="single"/>
-          </w:rPr>
-          <w:t>2 Crónicas 19:7</w:t>
-        </w:r>
-      </w:hyperlink>
-    </w:p>
-    <w:p>
-      <w:pPr>
-        <w:pStyle w:val="ListBullet"/>
-        <w:spacing w:line="240" w:lineRule="auto"/>
-        <w:ind w:left="720"/>
-      </w:pPr>
-      <w:r>
-        <w:rPr>
-          <w:lang w:val="es_ES" w:bidi="es_ES"/>
-        </w:rPr>
-      </w:r>
-      <w:hyperlink r:id="rId61">
-        <w:r>
-          <w:rPr>
-            <w:lang w:val="es_ES" w:bidi="es_ES"/>
-          </w:rPr>
-          <w:rPr>
-            <w:color w:val="0000EE"/>
-            <w:u w:val="single"/>
-          </w:rPr>
-          <w:t>2 Corintios 1:11</w:t>
-        </w:r>
-      </w:hyperlink>
-    </w:p>
-    <w:p>
-      <w:pPr>
-        <w:pStyle w:val="ListBullet"/>
-        <w:spacing w:line="240" w:lineRule="auto"/>
-        <w:ind w:left="720"/>
-      </w:pPr>
-      <w:r>
-        <w:rPr>
-          <w:lang w:val="es_ES" w:bidi="es_ES"/>
-        </w:rPr>
-      </w:r>
-      <w:hyperlink r:id="rId62">
-        <w:r>
-          <w:rPr>
-            <w:lang w:val="es_ES" w:bidi="es_ES"/>
-          </w:rPr>
-          <w:rPr>
-            <w:color w:val="0000EE"/>
-            <w:u w:val="single"/>
-          </w:rPr>
-          <w:t>Hechos 24:27</w:t>
-        </w:r>
-      </w:hyperlink>
-    </w:p>
-    <w:p>
-      <w:pPr>
-        <w:pStyle w:val="ListBullet"/>
-        <w:spacing w:line="240" w:lineRule="auto"/>
-        <w:ind w:left="720"/>
-      </w:pPr>
-      <w:r>
-        <w:rPr>
-          <w:lang w:val="es_ES" w:bidi="es_ES"/>
-        </w:rPr>
-      </w:r>
-      <w:hyperlink r:id="rId63">
-        <w:r>
-          <w:rPr>
-            <w:lang w:val="es_ES" w:bidi="es_ES"/>
-          </w:rPr>
-          <w:rPr>
-            <w:color w:val="0000EE"/>
-            <w:u w:val="single"/>
-          </w:rPr>
-          <w:t>Génesis 41:16</w:t>
-        </w:r>
-      </w:hyperlink>
-    </w:p>
-    <w:p>
-      <w:pPr>
-        <w:pStyle w:val="ListBullet"/>
-        <w:spacing w:line="240" w:lineRule="auto"/>
-        <w:ind w:left="720"/>
-      </w:pPr>
-      <w:r>
-        <w:rPr>
-          <w:lang w:val="es_ES" w:bidi="es_ES"/>
-        </w:rPr>
-      </w:r>
-      <w:hyperlink r:id="rId64">
-        <w:r>
-          <w:rPr>
-            <w:lang w:val="es_ES" w:bidi="es_ES"/>
-          </w:rPr>
-          <w:rPr>
-            <w:color w:val="0000EE"/>
-            <w:u w:val="single"/>
-          </w:rPr>
-          <w:t>Génesis 47:25</w:t>
-        </w:r>
-      </w:hyperlink>
-    </w:p>
-    <w:p>
-      <w:pPr>
-        <w:pStyle w:val="ListBullet"/>
-        <w:spacing w:line="240" w:lineRule="auto"/>
-        <w:ind w:left="720"/>
-      </w:pPr>
-      <w:r>
-        <w:rPr>
-          <w:lang w:val="es_ES" w:bidi="es_ES"/>
-        </w:rPr>
-      </w:r>
-      <w:hyperlink r:id="rId65">
-        <w:r>
-          <w:rPr>
-            <w:lang w:val="es_ES" w:bidi="es_ES"/>
-          </w:rPr>
-          <w:rPr>
-            <w:color w:val="0000EE"/>
-            <w:u w:val="single"/>
-          </w:rPr>
-          <w:t>Génesis 50:5</w:t>
-        </w:r>
-      </w:hyperlink>
+      <w:r>
+        <w:rPr>
+          <w:lang w:val="es_ES" w:bidi="es_ES"/>
+        </w:rPr>
+        <w:t>1 Samuel 2:25–26</w:t>
+      </w:r>
+    </w:p>
+    <w:p>
+      <w:pPr>
+        <w:pStyle w:val="ListBullet"/>
+        <w:spacing w:line="240" w:lineRule="auto"/>
+        <w:ind w:left="720"/>
+      </w:pPr>
+      <w:r>
+        <w:rPr>
+          <w:lang w:val="es_ES" w:bidi="es_ES"/>
+        </w:rPr>
+      </w:r>
+      <w:r>
+        <w:rPr>
+          <w:lang w:val="es_ES" w:bidi="es_ES"/>
+        </w:rPr>
+        <w:t>2 Crónicas 19:7</w:t>
+      </w:r>
+    </w:p>
+    <w:p>
+      <w:pPr>
+        <w:pStyle w:val="ListBullet"/>
+        <w:spacing w:line="240" w:lineRule="auto"/>
+        <w:ind w:left="720"/>
+      </w:pPr>
+      <w:r>
+        <w:rPr>
+          <w:lang w:val="es_ES" w:bidi="es_ES"/>
+        </w:rPr>
+      </w:r>
+      <w:r>
+        <w:rPr>
+          <w:lang w:val="es_ES" w:bidi="es_ES"/>
+        </w:rPr>
+        <w:t>2 Corintios 1:11</w:t>
+      </w:r>
+    </w:p>
+    <w:p>
+      <w:pPr>
+        <w:pStyle w:val="ListBullet"/>
+        <w:spacing w:line="240" w:lineRule="auto"/>
+        <w:ind w:left="720"/>
+      </w:pPr>
+      <w:r>
+        <w:rPr>
+          <w:lang w:val="es_ES" w:bidi="es_ES"/>
+        </w:rPr>
+      </w:r>
+      <w:r>
+        <w:rPr>
+          <w:lang w:val="es_ES" w:bidi="es_ES"/>
+        </w:rPr>
+        <w:t>Hechos 24:27</w:t>
+      </w:r>
+    </w:p>
+    <w:p>
+      <w:pPr>
+        <w:pStyle w:val="ListBullet"/>
+        <w:spacing w:line="240" w:lineRule="auto"/>
+        <w:ind w:left="720"/>
+      </w:pPr>
+      <w:r>
+        <w:rPr>
+          <w:lang w:val="es_ES" w:bidi="es_ES"/>
+        </w:rPr>
+      </w:r>
+      <w:r>
+        <w:rPr>
+          <w:lang w:val="es_ES" w:bidi="es_ES"/>
+        </w:rPr>
+        <w:t>Génesis 41:16</w:t>
+      </w:r>
+    </w:p>
+    <w:p>
+      <w:pPr>
+        <w:pStyle w:val="ListBullet"/>
+        <w:spacing w:line="240" w:lineRule="auto"/>
+        <w:ind w:left="720"/>
+      </w:pPr>
+      <w:r>
+        <w:rPr>
+          <w:lang w:val="es_ES" w:bidi="es_ES"/>
+        </w:rPr>
+      </w:r>
+      <w:r>
+        <w:rPr>
+          <w:lang w:val="es_ES" w:bidi="es_ES"/>
+        </w:rPr>
+        <w:t>Génesis 47:25</w:t>
+      </w:r>
+    </w:p>
+    <w:p>
+      <w:pPr>
+        <w:pStyle w:val="ListBullet"/>
+        <w:spacing w:line="240" w:lineRule="auto"/>
+        <w:ind w:left="720"/>
+      </w:pPr>
+      <w:r>
+        <w:rPr>
+          <w:lang w:val="es_ES" w:bidi="es_ES"/>
+        </w:rPr>
+      </w:r>
+      <w:r>
+        <w:rPr>
+          <w:lang w:val="es_ES" w:bidi="es_ES"/>
+        </w:rPr>
+        <w:t>Génesis 50:5</w:t>
+      </w:r>
     </w:p>
     <w:p>
       <w:pPr>
@@ -4096,90 +3778,66 @@
           <w:lang w:val="es_ES" w:bidi="es_ES"/>
         </w:rPr>
       </w:r>
-      <w:hyperlink r:id="rId66">
-        <w:r>
-          <w:rPr>
-            <w:lang w:val="es_ES" w:bidi="es_ES"/>
-          </w:rPr>
-          <w:rPr>
-            <w:color w:val="0000EE"/>
-            <w:u w:val="single"/>
-          </w:rPr>
-          <w:t>2 Timoteo 4:7</w:t>
-        </w:r>
-      </w:hyperlink>
-    </w:p>
-    <w:p>
-      <w:pPr>
-        <w:pStyle w:val="ListBullet"/>
-        <w:spacing w:line="240" w:lineRule="auto"/>
-        <w:ind w:left="720"/>
-      </w:pPr>
-      <w:r>
-        <w:rPr>
-          <w:lang w:val="es_ES" w:bidi="es_ES"/>
-        </w:rPr>
-      </w:r>
-      <w:hyperlink r:id="rId67">
-        <w:r>
-          <w:rPr>
-            <w:lang w:val="es_ES" w:bidi="es_ES"/>
-          </w:rPr>
-          <w:rPr>
-            <w:color w:val="0000EE"/>
-            <w:u w:val="single"/>
-          </w:rPr>
-          <w:t>Hechos 6:7</w:t>
-        </w:r>
-      </w:hyperlink>
-    </w:p>
-    <w:p>
-      <w:pPr>
-        <w:pStyle w:val="ListBullet"/>
-        <w:spacing w:line="240" w:lineRule="auto"/>
-        <w:ind w:left="720"/>
-      </w:pPr>
-      <w:r>
-        <w:rPr>
-          <w:lang w:val="es_ES" w:bidi="es_ES"/>
-        </w:rPr>
-      </w:r>
-      <w:hyperlink r:id="rId68">
-        <w:r>
-          <w:rPr>
-            <w:lang w:val="es_ES" w:bidi="es_ES"/>
-          </w:rPr>
-          <w:rPr>
-            <w:color w:val="0000EE"/>
-            <w:u w:val="single"/>
-          </w:rPr>
-          <w:t>Gálatas 2:20–21</w:t>
-        </w:r>
-      </w:hyperlink>
-    </w:p>
-    <w:p>
-      <w:pPr>
-        <w:pStyle w:val="ListBullet"/>
-        <w:spacing w:line="240" w:lineRule="auto"/>
-        <w:ind w:left="720"/>
-      </w:pPr>
-      <w:r>
-        <w:rPr>
-          <w:lang w:val="es_ES" w:bidi="es_ES"/>
-        </w:rPr>
-      </w:r>
-      <w:hyperlink r:id="rId69">
-        <w:r>
-          <w:rPr>
-            <w:lang w:val="es_ES" w:bidi="es_ES"/>
-          </w:rPr>
-          <w:rPr>
-            <w:color w:val="0000EE"/>
-            <w:u w:val="single"/>
-          </w:rPr>
-          <w:t>Santiago 2:20</w:t>
-        </w:r>
-      </w:hyperlink>
+      <w:r>
+        <w:rPr>
+          <w:lang w:val="es_ES" w:bidi="es_ES"/>
+        </w:rPr>
+        <w:t>2 Timoteo 4:7</w:t>
+      </w:r>
+    </w:p>
+    <w:p>
+      <w:pPr>
+        <w:pStyle w:val="ListBullet"/>
+        <w:spacing w:line="240" w:lineRule="auto"/>
+        <w:ind w:left="720"/>
+      </w:pPr>
+      <w:r>
+        <w:rPr>
+          <w:lang w:val="es_ES" w:bidi="es_ES"/>
+        </w:rPr>
+      </w:r>
+      <w:r>
+        <w:rPr>
+          <w:lang w:val="es_ES" w:bidi="es_ES"/>
+        </w:rPr>
+        <w:t>Hechos 6:7</w:t>
+      </w:r>
+    </w:p>
+    <w:p>
+      <w:pPr>
+        <w:pStyle w:val="ListBullet"/>
+        <w:spacing w:line="240" w:lineRule="auto"/>
+        <w:ind w:left="720"/>
+      </w:pPr>
+      <w:r>
+        <w:rPr>
+          <w:lang w:val="es_ES" w:bidi="es_ES"/>
+        </w:rPr>
+      </w:r>
+      <w:r>
+        <w:rPr>
+          <w:lang w:val="es_ES" w:bidi="es_ES"/>
+        </w:rPr>
+        <w:t>Gálatas 2:20–21</w:t>
+      </w:r>
+    </w:p>
+    <w:p>
+      <w:pPr>
+        <w:pStyle w:val="ListBullet"/>
+        <w:spacing w:line="240" w:lineRule="auto"/>
+        <w:ind w:left="720"/>
+      </w:pPr>
+      <w:r>
+        <w:rPr>
+          <w:lang w:val="es_ES" w:bidi="es_ES"/>
+        </w:rPr>
+      </w:r>
+      <w:r>
+        <w:rPr>
+          <w:lang w:val="es_ES" w:bidi="es_ES"/>
+        </w:rPr>
+        <w:t>Santiago 2:20</w:t>
+      </w:r>
     </w:p>
     <w:p>
       <w:pPr>
@@ -4548,138 +4206,102 @@
           <w:lang w:val="es_ES" w:bidi="es_ES"/>
         </w:rPr>
       </w:r>
-      <w:hyperlink r:id="rId70">
-        <w:r>
-          <w:rPr>
-            <w:lang w:val="es_ES" w:bidi="es_ES"/>
-          </w:rPr>
-          <w:rPr>
-            <w:color w:val="0000EE"/>
-            <w:u w:val="single"/>
-          </w:rPr>
-          <w:t>Hechos 6:5–6</w:t>
-        </w:r>
-      </w:hyperlink>
-    </w:p>
-    <w:p>
-      <w:pPr>
-        <w:pStyle w:val="ListBullet"/>
-        <w:spacing w:line="240" w:lineRule="auto"/>
-        <w:ind w:left="720"/>
-      </w:pPr>
-      <w:r>
-        <w:rPr>
-          <w:lang w:val="es_ES" w:bidi="es_ES"/>
-        </w:rPr>
-      </w:r>
-      <w:hyperlink r:id="rId71">
-        <w:r>
-          <w:rPr>
-            <w:lang w:val="es_ES" w:bidi="es_ES"/>
-          </w:rPr>
-          <w:rPr>
-            <w:color w:val="0000EE"/>
-            <w:u w:val="single"/>
-          </w:rPr>
-          <w:t>Hechos 8:6</w:t>
-        </w:r>
-      </w:hyperlink>
-    </w:p>
-    <w:p>
-      <w:pPr>
-        <w:pStyle w:val="ListBullet"/>
-        <w:spacing w:line="240" w:lineRule="auto"/>
-        <w:ind w:left="720"/>
-      </w:pPr>
-      <w:r>
-        <w:rPr>
-          <w:lang w:val="es_ES" w:bidi="es_ES"/>
-        </w:rPr>
-      </w:r>
-      <w:hyperlink r:id="rId72">
-        <w:r>
-          <w:rPr>
-            <w:lang w:val="es_ES" w:bidi="es_ES"/>
-          </w:rPr>
-          <w:rPr>
-            <w:color w:val="0000EE"/>
-            <w:u w:val="single"/>
-          </w:rPr>
-          <w:t>Hechos 8:13</w:t>
-        </w:r>
-      </w:hyperlink>
-    </w:p>
-    <w:p>
-      <w:pPr>
-        <w:pStyle w:val="ListBullet"/>
-        <w:spacing w:line="240" w:lineRule="auto"/>
-        <w:ind w:left="720"/>
-      </w:pPr>
-      <w:r>
-        <w:rPr>
-          <w:lang w:val="es_ES" w:bidi="es_ES"/>
-        </w:rPr>
-      </w:r>
-      <w:hyperlink r:id="rId73">
-        <w:r>
-          <w:rPr>
-            <w:lang w:val="es_ES" w:bidi="es_ES"/>
-          </w:rPr>
-          <w:rPr>
-            <w:color w:val="0000EE"/>
-            <w:u w:val="single"/>
-          </w:rPr>
-          <w:t>Hechos 8:31</w:t>
-        </w:r>
-      </w:hyperlink>
-    </w:p>
-    <w:p>
-      <w:pPr>
-        <w:pStyle w:val="ListBullet"/>
-        <w:spacing w:line="240" w:lineRule="auto"/>
-        <w:ind w:left="720"/>
-      </w:pPr>
-      <w:r>
-        <w:rPr>
-          <w:lang w:val="es_ES" w:bidi="es_ES"/>
-        </w:rPr>
-      </w:r>
-      <w:hyperlink r:id="rId74">
-        <w:r>
-          <w:rPr>
-            <w:lang w:val="es_ES" w:bidi="es_ES"/>
-          </w:rPr>
-          <w:rPr>
-            <w:color w:val="0000EE"/>
-            <w:u w:val="single"/>
-          </w:rPr>
-          <w:t>Hechos 8:36</w:t>
-        </w:r>
-      </w:hyperlink>
-    </w:p>
-    <w:p>
-      <w:pPr>
-        <w:pStyle w:val="ListBullet"/>
-        <w:spacing w:line="240" w:lineRule="auto"/>
-        <w:ind w:left="720"/>
-      </w:pPr>
-      <w:r>
-        <w:rPr>
-          <w:lang w:val="es_ES" w:bidi="es_ES"/>
-        </w:rPr>
-      </w:r>
-      <w:hyperlink r:id="rId75">
-        <w:r>
-          <w:rPr>
-            <w:lang w:val="es_ES" w:bidi="es_ES"/>
-          </w:rPr>
-          <w:rPr>
-            <w:color w:val="0000EE"/>
-            <w:u w:val="single"/>
-          </w:rPr>
-          <w:t>Hechos 8:40</w:t>
-        </w:r>
-      </w:hyperlink>
+      <w:r>
+        <w:rPr>
+          <w:lang w:val="es_ES" w:bidi="es_ES"/>
+        </w:rPr>
+        <w:t>Hechos 6:5–6</w:t>
+      </w:r>
+    </w:p>
+    <w:p>
+      <w:pPr>
+        <w:pStyle w:val="ListBullet"/>
+        <w:spacing w:line="240" w:lineRule="auto"/>
+        <w:ind w:left="720"/>
+      </w:pPr>
+      <w:r>
+        <w:rPr>
+          <w:lang w:val="es_ES" w:bidi="es_ES"/>
+        </w:rPr>
+      </w:r>
+      <w:r>
+        <w:rPr>
+          <w:lang w:val="es_ES" w:bidi="es_ES"/>
+        </w:rPr>
+        <w:t>Hechos 8:6</w:t>
+      </w:r>
+    </w:p>
+    <w:p>
+      <w:pPr>
+        <w:pStyle w:val="ListBullet"/>
+        <w:spacing w:line="240" w:lineRule="auto"/>
+        <w:ind w:left="720"/>
+      </w:pPr>
+      <w:r>
+        <w:rPr>
+          <w:lang w:val="es_ES" w:bidi="es_ES"/>
+        </w:rPr>
+      </w:r>
+      <w:r>
+        <w:rPr>
+          <w:lang w:val="es_ES" w:bidi="es_ES"/>
+        </w:rPr>
+        <w:t>Hechos 8:13</w:t>
+      </w:r>
+    </w:p>
+    <w:p>
+      <w:pPr>
+        <w:pStyle w:val="ListBullet"/>
+        <w:spacing w:line="240" w:lineRule="auto"/>
+        <w:ind w:left="720"/>
+      </w:pPr>
+      <w:r>
+        <w:rPr>
+          <w:lang w:val="es_ES" w:bidi="es_ES"/>
+        </w:rPr>
+      </w:r>
+      <w:r>
+        <w:rPr>
+          <w:lang w:val="es_ES" w:bidi="es_ES"/>
+        </w:rPr>
+        <w:t>Hechos 8:31</w:t>
+      </w:r>
+    </w:p>
+    <w:p>
+      <w:pPr>
+        <w:pStyle w:val="ListBullet"/>
+        <w:spacing w:line="240" w:lineRule="auto"/>
+        <w:ind w:left="720"/>
+      </w:pPr>
+      <w:r>
+        <w:rPr>
+          <w:lang w:val="es_ES" w:bidi="es_ES"/>
+        </w:rPr>
+      </w:r>
+      <w:r>
+        <w:rPr>
+          <w:lang w:val="es_ES" w:bidi="es_ES"/>
+        </w:rPr>
+        <w:t>Hechos 8:36</w:t>
+      </w:r>
+    </w:p>
+    <w:p>
+      <w:pPr>
+        <w:pStyle w:val="ListBullet"/>
+        <w:spacing w:line="240" w:lineRule="auto"/>
+        <w:ind w:left="720"/>
+      </w:pPr>
+      <w:r>
+        <w:rPr>
+          <w:lang w:val="es_ES" w:bidi="es_ES"/>
+        </w:rPr>
+      </w:r>
+      <w:r>
+        <w:rPr>
+          <w:lang w:val="es_ES" w:bidi="es_ES"/>
+        </w:rPr>
+        <w:t>Hechos 8:40</w:t>
+      </w:r>
     </w:p>
     <w:p>
       <w:pPr>
@@ -4903,114 +4525,84 @@
           <w:lang w:val="es_ES" w:bidi="es_ES"/>
         </w:rPr>
       </w:r>
-      <w:hyperlink r:id="rId76">
-        <w:r>
-          <w:rPr>
-            <w:lang w:val="es_ES" w:bidi="es_ES"/>
-          </w:rPr>
-          <w:rPr>
-            <w:color w:val="0000EE"/>
-            <w:u w:val="single"/>
-          </w:rPr>
-          <w:t>Hechos 1:14</w:t>
-        </w:r>
-      </w:hyperlink>
-    </w:p>
-    <w:p>
-      <w:pPr>
-        <w:pStyle w:val="ListBullet"/>
-        <w:spacing w:line="240" w:lineRule="auto"/>
-        <w:ind w:left="720"/>
-      </w:pPr>
-      <w:r>
-        <w:rPr>
-          <w:lang w:val="es_ES" w:bidi="es_ES"/>
-        </w:rPr>
-      </w:r>
-      <w:hyperlink r:id="rId77">
-        <w:r>
-          <w:rPr>
-            <w:lang w:val="es_ES" w:bidi="es_ES"/>
-          </w:rPr>
-          <w:rPr>
-            <w:color w:val="0000EE"/>
-            <w:u w:val="single"/>
-          </w:rPr>
-          <w:t>Juan 1:44</w:t>
-        </w:r>
-      </w:hyperlink>
-    </w:p>
-    <w:p>
-      <w:pPr>
-        <w:pStyle w:val="ListBullet"/>
-        <w:spacing w:line="240" w:lineRule="auto"/>
-        <w:ind w:left="720"/>
-      </w:pPr>
-      <w:r>
-        <w:rPr>
-          <w:lang w:val="es_ES" w:bidi="es_ES"/>
-        </w:rPr>
-      </w:r>
-      <w:hyperlink r:id="rId78">
-        <w:r>
-          <w:rPr>
-            <w:lang w:val="es_ES" w:bidi="es_ES"/>
-          </w:rPr>
-          <w:rPr>
-            <w:color w:val="0000EE"/>
-            <w:u w:val="single"/>
-          </w:rPr>
-          <w:t>Juan 6:6</w:t>
-        </w:r>
-      </w:hyperlink>
-    </w:p>
-    <w:p>
-      <w:pPr>
-        <w:pStyle w:val="ListBullet"/>
-        <w:spacing w:line="240" w:lineRule="auto"/>
-        <w:ind w:left="720"/>
-      </w:pPr>
-      <w:r>
-        <w:rPr>
-          <w:lang w:val="es_ES" w:bidi="es_ES"/>
-        </w:rPr>
-      </w:r>
-      <w:hyperlink r:id="rId79">
-        <w:r>
-          <w:rPr>
-            <w:lang w:val="es_ES" w:bidi="es_ES"/>
-          </w:rPr>
-          <w:rPr>
-            <w:color w:val="0000EE"/>
-            <w:u w:val="single"/>
-          </w:rPr>
-          <w:t>Lucas 6:14</w:t>
-        </w:r>
-      </w:hyperlink>
-    </w:p>
-    <w:p>
-      <w:pPr>
-        <w:pStyle w:val="ListBullet"/>
-        <w:spacing w:line="240" w:lineRule="auto"/>
-        <w:ind w:left="720"/>
-      </w:pPr>
-      <w:r>
-        <w:rPr>
-          <w:lang w:val="es_ES" w:bidi="es_ES"/>
-        </w:rPr>
-      </w:r>
-      <w:hyperlink r:id="rId80">
-        <w:r>
-          <w:rPr>
-            <w:lang w:val="es_ES" w:bidi="es_ES"/>
-          </w:rPr>
-          <w:rPr>
-            <w:color w:val="0000EE"/>
-            <w:u w:val="single"/>
-          </w:rPr>
-          <w:t>Marcos 3:17–19</w:t>
-        </w:r>
-      </w:hyperlink>
+      <w:r>
+        <w:rPr>
+          <w:lang w:val="es_ES" w:bidi="es_ES"/>
+        </w:rPr>
+        <w:t>Hechos 1:14</w:t>
+      </w:r>
+    </w:p>
+    <w:p>
+      <w:pPr>
+        <w:pStyle w:val="ListBullet"/>
+        <w:spacing w:line="240" w:lineRule="auto"/>
+        <w:ind w:left="720"/>
+      </w:pPr>
+      <w:r>
+        <w:rPr>
+          <w:lang w:val="es_ES" w:bidi="es_ES"/>
+        </w:rPr>
+      </w:r>
+      <w:r>
+        <w:rPr>
+          <w:lang w:val="es_ES" w:bidi="es_ES"/>
+        </w:rPr>
+        <w:t>Juan 1:44</w:t>
+      </w:r>
+    </w:p>
+    <w:p>
+      <w:pPr>
+        <w:pStyle w:val="ListBullet"/>
+        <w:spacing w:line="240" w:lineRule="auto"/>
+        <w:ind w:left="720"/>
+      </w:pPr>
+      <w:r>
+        <w:rPr>
+          <w:lang w:val="es_ES" w:bidi="es_ES"/>
+        </w:rPr>
+      </w:r>
+      <w:r>
+        <w:rPr>
+          <w:lang w:val="es_ES" w:bidi="es_ES"/>
+        </w:rPr>
+        <w:t>Juan 6:6</w:t>
+      </w:r>
+    </w:p>
+    <w:p>
+      <w:pPr>
+        <w:pStyle w:val="ListBullet"/>
+        <w:spacing w:line="240" w:lineRule="auto"/>
+        <w:ind w:left="720"/>
+      </w:pPr>
+      <w:r>
+        <w:rPr>
+          <w:lang w:val="es_ES" w:bidi="es_ES"/>
+        </w:rPr>
+      </w:r>
+      <w:r>
+        <w:rPr>
+          <w:lang w:val="es_ES" w:bidi="es_ES"/>
+        </w:rPr>
+        <w:t>Lucas 6:14</w:t>
+      </w:r>
+    </w:p>
+    <w:p>
+      <w:pPr>
+        <w:pStyle w:val="ListBullet"/>
+        <w:spacing w:line="240" w:lineRule="auto"/>
+        <w:ind w:left="720"/>
+      </w:pPr>
+      <w:r>
+        <w:rPr>
+          <w:lang w:val="es_ES" w:bidi="es_ES"/>
+        </w:rPr>
+      </w:r>
+      <w:r>
+        <w:rPr>
+          <w:lang w:val="es_ES" w:bidi="es_ES"/>
+        </w:rPr>
+        <w:t>Marcos 3:17–19</w:t>
+      </w:r>
     </w:p>
     <w:p>
       <w:pPr>
@@ -5270,90 +4862,66 @@
           <w:lang w:val="es_ES" w:bidi="es_ES"/>
         </w:rPr>
       </w:r>
-      <w:hyperlink r:id="rId81">
-        <w:r>
-          <w:rPr>
-            <w:lang w:val="es_ES" w:bidi="es_ES"/>
-          </w:rPr>
-          <w:rPr>
-            <w:color w:val="0000EE"/>
-            <w:u w:val="single"/>
-          </w:rPr>
-          <w:t>Hechos 11:19–21</w:t>
-        </w:r>
-      </w:hyperlink>
-    </w:p>
-    <w:p>
-      <w:pPr>
-        <w:pStyle w:val="ListBullet"/>
-        <w:spacing w:line="240" w:lineRule="auto"/>
-        <w:ind w:left="720"/>
-      </w:pPr>
-      <w:r>
-        <w:rPr>
-          <w:lang w:val="es_ES" w:bidi="es_ES"/>
-        </w:rPr>
-      </w:r>
-      <w:hyperlink r:id="rId82">
-        <w:r>
-          <w:rPr>
-            <w:lang w:val="es_ES" w:bidi="es_ES"/>
-          </w:rPr>
-          <w:rPr>
-            <w:color w:val="0000EE"/>
-            <w:u w:val="single"/>
-          </w:rPr>
-          <w:t>Hechos 15:3–4</w:t>
-        </w:r>
-      </w:hyperlink>
-    </w:p>
-    <w:p>
-      <w:pPr>
-        <w:pStyle w:val="ListBullet"/>
-        <w:spacing w:line="240" w:lineRule="auto"/>
-        <w:ind w:left="720"/>
-      </w:pPr>
-      <w:r>
-        <w:rPr>
-          <w:lang w:val="es_ES" w:bidi="es_ES"/>
-        </w:rPr>
-      </w:r>
-      <w:hyperlink r:id="rId83">
-        <w:r>
-          <w:rPr>
-            <w:lang w:val="es_ES" w:bidi="es_ES"/>
-          </w:rPr>
-          <w:rPr>
-            <w:color w:val="0000EE"/>
-            <w:u w:val="single"/>
-          </w:rPr>
-          <w:t>Hechos 21:2</w:t>
-        </w:r>
-      </w:hyperlink>
-    </w:p>
-    <w:p>
-      <w:pPr>
-        <w:pStyle w:val="ListBullet"/>
-        <w:spacing w:line="240" w:lineRule="auto"/>
-        <w:ind w:left="720"/>
-      </w:pPr>
-      <w:r>
-        <w:rPr>
-          <w:lang w:val="es_ES" w:bidi="es_ES"/>
-        </w:rPr>
-      </w:r>
-      <w:hyperlink r:id="rId84">
-        <w:r>
-          <w:rPr>
-            <w:lang w:val="es_ES" w:bidi="es_ES"/>
-          </w:rPr>
-          <w:rPr>
-            <w:color w:val="0000EE"/>
-            <w:u w:val="single"/>
-          </w:rPr>
-          <w:t>Isaías 23:10–12</w:t>
-        </w:r>
-      </w:hyperlink>
+      <w:r>
+        <w:rPr>
+          <w:lang w:val="es_ES" w:bidi="es_ES"/>
+        </w:rPr>
+        <w:t>Hechos 11:19–21</w:t>
+      </w:r>
+    </w:p>
+    <w:p>
+      <w:pPr>
+        <w:pStyle w:val="ListBullet"/>
+        <w:spacing w:line="240" w:lineRule="auto"/>
+        <w:ind w:left="720"/>
+      </w:pPr>
+      <w:r>
+        <w:rPr>
+          <w:lang w:val="es_ES" w:bidi="es_ES"/>
+        </w:rPr>
+      </w:r>
+      <w:r>
+        <w:rPr>
+          <w:lang w:val="es_ES" w:bidi="es_ES"/>
+        </w:rPr>
+        <w:t>Hechos 15:3–4</w:t>
+      </w:r>
+    </w:p>
+    <w:p>
+      <w:pPr>
+        <w:pStyle w:val="ListBullet"/>
+        <w:spacing w:line="240" w:lineRule="auto"/>
+        <w:ind w:left="720"/>
+      </w:pPr>
+      <w:r>
+        <w:rPr>
+          <w:lang w:val="es_ES" w:bidi="es_ES"/>
+        </w:rPr>
+      </w:r>
+      <w:r>
+        <w:rPr>
+          <w:lang w:val="es_ES" w:bidi="es_ES"/>
+        </w:rPr>
+        <w:t>Hechos 21:2</w:t>
+      </w:r>
+    </w:p>
+    <w:p>
+      <w:pPr>
+        <w:pStyle w:val="ListBullet"/>
+        <w:spacing w:line="240" w:lineRule="auto"/>
+        <w:ind w:left="720"/>
+      </w:pPr>
+      <w:r>
+        <w:rPr>
+          <w:lang w:val="es_ES" w:bidi="es_ES"/>
+        </w:rPr>
+      </w:r>
+      <w:r>
+        <w:rPr>
+          <w:lang w:val="es_ES" w:bidi="es_ES"/>
+        </w:rPr>
+        <w:t>Isaías 23:10–12</w:t>
+      </w:r>
     </w:p>
     <w:p>
       <w:pPr>
@@ -5553,114 +5121,84 @@
           <w:lang w:val="es_ES" w:bidi="es_ES"/>
         </w:rPr>
       </w:r>
-      <w:hyperlink r:id="rId85">
-        <w:r>
-          <w:rPr>
-            <w:lang w:val="es_ES" w:bidi="es_ES"/>
-          </w:rPr>
-          <w:rPr>
-            <w:color w:val="0000EE"/>
-            <w:u w:val="single"/>
-          </w:rPr>
-          <w:t>1 Reyes 9:20–21</w:t>
-        </w:r>
-      </w:hyperlink>
-    </w:p>
-    <w:p>
-      <w:pPr>
-        <w:pStyle w:val="ListBullet"/>
-        <w:spacing w:line="240" w:lineRule="auto"/>
-        <w:ind w:left="720"/>
-      </w:pPr>
-      <w:r>
-        <w:rPr>
-          <w:lang w:val="es_ES" w:bidi="es_ES"/>
-        </w:rPr>
-      </w:r>
-      <w:hyperlink r:id="rId86">
-        <w:r>
-          <w:rPr>
-            <w:lang w:val="es_ES" w:bidi="es_ES"/>
-          </w:rPr>
-          <w:rPr>
-            <w:color w:val="0000EE"/>
-            <w:u w:val="single"/>
-          </w:rPr>
-          <w:t>2 Crónicas 8:7–8</w:t>
-        </w:r>
-      </w:hyperlink>
-    </w:p>
-    <w:p>
-      <w:pPr>
-        <w:pStyle w:val="ListBullet"/>
-        <w:spacing w:line="240" w:lineRule="auto"/>
-        <w:ind w:left="720"/>
-      </w:pPr>
-      <w:r>
-        <w:rPr>
-          <w:lang w:val="es_ES" w:bidi="es_ES"/>
-        </w:rPr>
-      </w:r>
-      <w:hyperlink r:id="rId87">
-        <w:r>
-          <w:rPr>
-            <w:lang w:val="es_ES" w:bidi="es_ES"/>
-          </w:rPr>
-          <w:rPr>
-            <w:color w:val="0000EE"/>
-            <w:u w:val="single"/>
-          </w:rPr>
-          <w:t>Éxodo 3:16–18</w:t>
-        </w:r>
-      </w:hyperlink>
-    </w:p>
-    <w:p>
-      <w:pPr>
-        <w:pStyle w:val="ListBullet"/>
-        <w:spacing w:line="240" w:lineRule="auto"/>
-        <w:ind w:left="720"/>
-      </w:pPr>
-      <w:r>
-        <w:rPr>
-          <w:lang w:val="es_ES" w:bidi="es_ES"/>
-        </w:rPr>
-      </w:r>
-      <w:hyperlink r:id="rId88">
-        <w:r>
-          <w:rPr>
-            <w:lang w:val="es_ES" w:bidi="es_ES"/>
-          </w:rPr>
-          <w:rPr>
-            <w:color w:val="0000EE"/>
-            <w:u w:val="single"/>
-          </w:rPr>
-          <w:t>Génesis 13:7</w:t>
-        </w:r>
-      </w:hyperlink>
-    </w:p>
-    <w:p>
-      <w:pPr>
-        <w:pStyle w:val="ListBullet"/>
-        <w:spacing w:line="240" w:lineRule="auto"/>
-        <w:ind w:left="720"/>
-      </w:pPr>
-      <w:r>
-        <w:rPr>
-          <w:lang w:val="es_ES" w:bidi="es_ES"/>
-        </w:rPr>
-      </w:r>
-      <w:hyperlink r:id="rId89">
-        <w:r>
-          <w:rPr>
-            <w:lang w:val="es_ES" w:bidi="es_ES"/>
-          </w:rPr>
-          <w:rPr>
-            <w:color w:val="0000EE"/>
-            <w:u w:val="single"/>
-          </w:rPr>
-          <w:t>Josué 3:9–11</w:t>
-        </w:r>
-      </w:hyperlink>
+      <w:r>
+        <w:rPr>
+          <w:lang w:val="es_ES" w:bidi="es_ES"/>
+        </w:rPr>
+        <w:t>1 Reyes 9:20–21</w:t>
+      </w:r>
+    </w:p>
+    <w:p>
+      <w:pPr>
+        <w:pStyle w:val="ListBullet"/>
+        <w:spacing w:line="240" w:lineRule="auto"/>
+        <w:ind w:left="720"/>
+      </w:pPr>
+      <w:r>
+        <w:rPr>
+          <w:lang w:val="es_ES" w:bidi="es_ES"/>
+        </w:rPr>
+      </w:r>
+      <w:r>
+        <w:rPr>
+          <w:lang w:val="es_ES" w:bidi="es_ES"/>
+        </w:rPr>
+        <w:t>2 Crónicas 8:7–8</w:t>
+      </w:r>
+    </w:p>
+    <w:p>
+      <w:pPr>
+        <w:pStyle w:val="ListBullet"/>
+        <w:spacing w:line="240" w:lineRule="auto"/>
+        <w:ind w:left="720"/>
+      </w:pPr>
+      <w:r>
+        <w:rPr>
+          <w:lang w:val="es_ES" w:bidi="es_ES"/>
+        </w:rPr>
+      </w:r>
+      <w:r>
+        <w:rPr>
+          <w:lang w:val="es_ES" w:bidi="es_ES"/>
+        </w:rPr>
+        <w:t>Éxodo 3:16–18</w:t>
+      </w:r>
+    </w:p>
+    <w:p>
+      <w:pPr>
+        <w:pStyle w:val="ListBullet"/>
+        <w:spacing w:line="240" w:lineRule="auto"/>
+        <w:ind w:left="720"/>
+      </w:pPr>
+      <w:r>
+        <w:rPr>
+          <w:lang w:val="es_ES" w:bidi="es_ES"/>
+        </w:rPr>
+      </w:r>
+      <w:r>
+        <w:rPr>
+          <w:lang w:val="es_ES" w:bidi="es_ES"/>
+        </w:rPr>
+        <w:t>Génesis 13:7</w:t>
+      </w:r>
+    </w:p>
+    <w:p>
+      <w:pPr>
+        <w:pStyle w:val="ListBullet"/>
+        <w:spacing w:line="240" w:lineRule="auto"/>
+        <w:ind w:left="720"/>
+      </w:pPr>
+      <w:r>
+        <w:rPr>
+          <w:lang w:val="es_ES" w:bidi="es_ES"/>
+        </w:rPr>
+      </w:r>
+      <w:r>
+        <w:rPr>
+          <w:lang w:val="es_ES" w:bidi="es_ES"/>
+        </w:rPr>
+        <w:t>Josué 3:9–11</w:t>
+      </w:r>
     </w:p>
     <w:p>
       <w:pPr>
@@ -6014,114 +5552,84 @@
           <w:lang w:val="es_ES" w:bidi="es_ES"/>
         </w:rPr>
       </w:r>
-      <w:hyperlink r:id="rId90">
-        <w:r>
-          <w:rPr>
-            <w:lang w:val="es_ES" w:bidi="es_ES"/>
-          </w:rPr>
-          <w:rPr>
-            <w:color w:val="0000EE"/>
-            <w:u w:val="single"/>
-          </w:rPr>
-          <w:t>1 Crónicas 23:31</w:t>
-        </w:r>
-      </w:hyperlink>
-    </w:p>
-    <w:p>
-      <w:pPr>
-        <w:pStyle w:val="ListBullet"/>
-        <w:spacing w:line="240" w:lineRule="auto"/>
-        <w:ind w:left="720"/>
-      </w:pPr>
-      <w:r>
-        <w:rPr>
-          <w:lang w:val="es_ES" w:bidi="es_ES"/>
-        </w:rPr>
-      </w:r>
-      <w:hyperlink r:id="rId91">
-        <w:r>
-          <w:rPr>
-            <w:lang w:val="es_ES" w:bidi="es_ES"/>
-          </w:rPr>
-          <w:rPr>
-            <w:color w:val="0000EE"/>
-            <w:u w:val="single"/>
-          </w:rPr>
-          <w:t>2 Crónicas 8:13</w:t>
-        </w:r>
-      </w:hyperlink>
-    </w:p>
-    <w:p>
-      <w:pPr>
-        <w:pStyle w:val="ListBullet"/>
-        <w:spacing w:line="240" w:lineRule="auto"/>
-        <w:ind w:left="720"/>
-      </w:pPr>
-      <w:r>
-        <w:rPr>
-          <w:lang w:val="es_ES" w:bidi="es_ES"/>
-        </w:rPr>
-      </w:r>
-      <w:hyperlink r:id="rId92">
-        <w:r>
-          <w:rPr>
-            <w:lang w:val="es_ES" w:bidi="es_ES"/>
-          </w:rPr>
-          <w:rPr>
-            <w:color w:val="0000EE"/>
-            <w:u w:val="single"/>
-          </w:rPr>
-          <w:t>Éxodo 5:1</w:t>
-        </w:r>
-      </w:hyperlink>
-    </w:p>
-    <w:p>
-      <w:pPr>
-        <w:pStyle w:val="ListBullet"/>
-        <w:spacing w:line="240" w:lineRule="auto"/>
-        <w:ind w:left="720"/>
-      </w:pPr>
-      <w:r>
-        <w:rPr>
-          <w:lang w:val="es_ES" w:bidi="es_ES"/>
-        </w:rPr>
-      </w:r>
-      <w:hyperlink r:id="rId93">
-        <w:r>
-          <w:rPr>
-            <w:lang w:val="es_ES" w:bidi="es_ES"/>
-          </w:rPr>
-          <w:rPr>
-            <w:color w:val="0000EE"/>
-            <w:u w:val="single"/>
-          </w:rPr>
-          <w:t>Juan 4:45</w:t>
-        </w:r>
-      </w:hyperlink>
-    </w:p>
-    <w:p>
-      <w:pPr>
-        <w:pStyle w:val="ListBullet"/>
-        <w:spacing w:line="240" w:lineRule="auto"/>
-        <w:ind w:left="720"/>
-      </w:pPr>
-      <w:r>
-        <w:rPr>
-          <w:lang w:val="es_ES" w:bidi="es_ES"/>
-        </w:rPr>
-      </w:r>
-      <w:hyperlink r:id="rId94">
-        <w:r>
-          <w:rPr>
-            <w:lang w:val="es_ES" w:bidi="es_ES"/>
-          </w:rPr>
-          <w:rPr>
-            <w:color w:val="0000EE"/>
-            <w:u w:val="single"/>
-          </w:rPr>
-          <w:t>Lucas 22:1</w:t>
-        </w:r>
-      </w:hyperlink>
+      <w:r>
+        <w:rPr>
+          <w:lang w:val="es_ES" w:bidi="es_ES"/>
+        </w:rPr>
+        <w:t>1 Crónicas 23:31</w:t>
+      </w:r>
+    </w:p>
+    <w:p>
+      <w:pPr>
+        <w:pStyle w:val="ListBullet"/>
+        <w:spacing w:line="240" w:lineRule="auto"/>
+        <w:ind w:left="720"/>
+      </w:pPr>
+      <w:r>
+        <w:rPr>
+          <w:lang w:val="es_ES" w:bidi="es_ES"/>
+        </w:rPr>
+      </w:r>
+      <w:r>
+        <w:rPr>
+          <w:lang w:val="es_ES" w:bidi="es_ES"/>
+        </w:rPr>
+        <w:t>2 Crónicas 8:13</w:t>
+      </w:r>
+    </w:p>
+    <w:p>
+      <w:pPr>
+        <w:pStyle w:val="ListBullet"/>
+        <w:spacing w:line="240" w:lineRule="auto"/>
+        <w:ind w:left="720"/>
+      </w:pPr>
+      <w:r>
+        <w:rPr>
+          <w:lang w:val="es_ES" w:bidi="es_ES"/>
+        </w:rPr>
+      </w:r>
+      <w:r>
+        <w:rPr>
+          <w:lang w:val="es_ES" w:bidi="es_ES"/>
+        </w:rPr>
+        <w:t>Éxodo 5:1</w:t>
+      </w:r>
+    </w:p>
+    <w:p>
+      <w:pPr>
+        <w:pStyle w:val="ListBullet"/>
+        <w:spacing w:line="240" w:lineRule="auto"/>
+        <w:ind w:left="720"/>
+      </w:pPr>
+      <w:r>
+        <w:rPr>
+          <w:lang w:val="es_ES" w:bidi="es_ES"/>
+        </w:rPr>
+      </w:r>
+      <w:r>
+        <w:rPr>
+          <w:lang w:val="es_ES" w:bidi="es_ES"/>
+        </w:rPr>
+        <w:t>Juan 4:45</w:t>
+      </w:r>
+    </w:p>
+    <w:p>
+      <w:pPr>
+        <w:pStyle w:val="ListBullet"/>
+        <w:spacing w:line="240" w:lineRule="auto"/>
+        <w:ind w:left="720"/>
+      </w:pPr>
+      <w:r>
+        <w:rPr>
+          <w:lang w:val="es_ES" w:bidi="es_ES"/>
+        </w:rPr>
+      </w:r>
+      <w:r>
+        <w:rPr>
+          <w:lang w:val="es_ES" w:bidi="es_ES"/>
+        </w:rPr>
+        <w:t>Lucas 22:1</w:t>
+      </w:r>
     </w:p>
     <w:p>
       <w:pPr>
@@ -6355,42 +5863,30 @@
           <w:lang w:val="es_ES" w:bidi="es_ES"/>
         </w:rPr>
       </w:r>
-      <w:hyperlink r:id="rId95">
-        <w:r>
-          <w:rPr>
-            <w:lang w:val="es_ES" w:bidi="es_ES"/>
-          </w:rPr>
-          <w:rPr>
-            <w:color w:val="0000EE"/>
-            <w:u w:val="single"/>
-          </w:rPr>
-          <w:t>Esdras 3:11</w:t>
-        </w:r>
-      </w:hyperlink>
-    </w:p>
-    <w:p>
-      <w:pPr>
-        <w:pStyle w:val="ListBullet"/>
-        <w:spacing w:line="240" w:lineRule="auto"/>
-        <w:ind w:left="720"/>
-      </w:pPr>
-      <w:r>
-        <w:rPr>
-          <w:lang w:val="es_ES" w:bidi="es_ES"/>
-        </w:rPr>
-      </w:r>
-      <w:hyperlink r:id="rId96">
-        <w:r>
-          <w:rPr>
-            <w:lang w:val="es_ES" w:bidi="es_ES"/>
-          </w:rPr>
-          <w:rPr>
-            <w:color w:val="0000EE"/>
-            <w:u w:val="single"/>
-          </w:rPr>
-          <w:t>Números 14:18</w:t>
-        </w:r>
-      </w:hyperlink>
+      <w:r>
+        <w:rPr>
+          <w:lang w:val="es_ES" w:bidi="es_ES"/>
+        </w:rPr>
+        <w:t>Esdras 3:11</w:t>
+      </w:r>
+    </w:p>
+    <w:p>
+      <w:pPr>
+        <w:pStyle w:val="ListBullet"/>
+        <w:spacing w:line="240" w:lineRule="auto"/>
+        <w:ind w:left="720"/>
+      </w:pPr>
+      <w:r>
+        <w:rPr>
+          <w:lang w:val="es_ES" w:bidi="es_ES"/>
+        </w:rPr>
+      </w:r>
+      <w:r>
+        <w:rPr>
+          <w:lang w:val="es_ES" w:bidi="es_ES"/>
+        </w:rPr>
+        <w:t>Números 14:18</w:t>
+      </w:r>
     </w:p>
     <w:p>
       <w:pPr>
@@ -6671,378 +6167,282 @@
           <w:lang w:val="es_ES" w:bidi="es_ES"/>
         </w:rPr>
       </w:r>
-      <w:hyperlink r:id="rId97">
-        <w:r>
-          <w:rPr>
-            <w:lang w:val="es_ES" w:bidi="es_ES"/>
-          </w:rPr>
-          <w:rPr>
-            <w:color w:val="0000EE"/>
-            <w:u w:val="single"/>
-          </w:rPr>
-          <w:t>Génesis 24:49</w:t>
-        </w:r>
-      </w:hyperlink>
-    </w:p>
-    <w:p>
-      <w:pPr>
-        <w:pStyle w:val="ListBullet"/>
-        <w:spacing w:line="240" w:lineRule="auto"/>
-        <w:ind w:left="720"/>
-      </w:pPr>
-      <w:r>
-        <w:rPr>
-          <w:lang w:val="es_ES" w:bidi="es_ES"/>
-        </w:rPr>
-      </w:r>
-      <w:hyperlink r:id="rId98">
-        <w:r>
-          <w:rPr>
-            <w:lang w:val="es_ES" w:bidi="es_ES"/>
-          </w:rPr>
-          <w:rPr>
-            <w:color w:val="0000EE"/>
-            <w:u w:val="single"/>
-          </w:rPr>
-          <w:t>Levítico 26:40</w:t>
-        </w:r>
-      </w:hyperlink>
-    </w:p>
-    <w:p>
-      <w:pPr>
-        <w:pStyle w:val="ListBullet"/>
-        <w:spacing w:line="240" w:lineRule="auto"/>
-        <w:ind w:left="720"/>
-      </w:pPr>
-      <w:r>
-        <w:rPr>
-          <w:lang w:val="es_ES" w:bidi="es_ES"/>
-        </w:rPr>
-      </w:r>
-      <w:hyperlink r:id="rId99">
-        <w:r>
-          <w:rPr>
-            <w:lang w:val="es_ES" w:bidi="es_ES"/>
-          </w:rPr>
-          <w:rPr>
-            <w:color w:val="0000EE"/>
-            <w:u w:val="single"/>
-          </w:rPr>
-          <w:t>Números 12:7</w:t>
-        </w:r>
-      </w:hyperlink>
-    </w:p>
-    <w:p>
-      <w:pPr>
-        <w:pStyle w:val="ListBullet"/>
-        <w:spacing w:line="240" w:lineRule="auto"/>
-        <w:ind w:left="720"/>
-      </w:pPr>
-      <w:r>
-        <w:rPr>
-          <w:lang w:val="es_ES" w:bidi="es_ES"/>
-        </w:rPr>
-      </w:r>
-      <w:hyperlink r:id="rId100">
-        <w:r>
-          <w:rPr>
-            <w:lang w:val="es_ES" w:bidi="es_ES"/>
-          </w:rPr>
-          <w:rPr>
-            <w:color w:val="0000EE"/>
-            <w:u w:val="single"/>
-          </w:rPr>
-          <w:t>Josué 2:14</w:t>
-        </w:r>
-      </w:hyperlink>
-    </w:p>
-    <w:p>
-      <w:pPr>
-        <w:pStyle w:val="ListBullet"/>
-        <w:spacing w:line="240" w:lineRule="auto"/>
-        <w:ind w:left="720"/>
-      </w:pPr>
-      <w:r>
-        <w:rPr>
-          <w:lang w:val="es_ES" w:bidi="es_ES"/>
-        </w:rPr>
-      </w:r>
-      <w:hyperlink r:id="rId101">
-        <w:r>
-          <w:rPr>
-            <w:lang w:val="es_ES" w:bidi="es_ES"/>
-          </w:rPr>
-          <w:rPr>
-            <w:color w:val="0000EE"/>
-            <w:u w:val="single"/>
-          </w:rPr>
-          <w:t>Jueces 2:16–17</w:t>
-        </w:r>
-      </w:hyperlink>
-    </w:p>
-    <w:p>
-      <w:pPr>
-        <w:pStyle w:val="ListBullet"/>
-        <w:spacing w:line="240" w:lineRule="auto"/>
-        <w:ind w:left="720"/>
-      </w:pPr>
-      <w:r>
-        <w:rPr>
-          <w:lang w:val="es_ES" w:bidi="es_ES"/>
-        </w:rPr>
-      </w:r>
-      <w:hyperlink r:id="rId102">
-        <w:r>
-          <w:rPr>
-            <w:lang w:val="es_ES" w:bidi="es_ES"/>
-          </w:rPr>
-          <w:rPr>
-            <w:color w:val="0000EE"/>
-            <w:u w:val="single"/>
-          </w:rPr>
-          <w:t>1 Samuel 2:9</w:t>
-        </w:r>
-      </w:hyperlink>
-    </w:p>
-    <w:p>
-      <w:pPr>
-        <w:pStyle w:val="ListBullet"/>
-        <w:spacing w:line="240" w:lineRule="auto"/>
-        <w:ind w:left="720"/>
-      </w:pPr>
-      <w:r>
-        <w:rPr>
-          <w:lang w:val="es_ES" w:bidi="es_ES"/>
-        </w:rPr>
-      </w:r>
-      <w:hyperlink r:id="rId103">
-        <w:r>
-          <w:rPr>
-            <w:lang w:val="es_ES" w:bidi="es_ES"/>
-          </w:rPr>
-          <w:rPr>
-            <w:color w:val="0000EE"/>
-            <w:u w:val="single"/>
-          </w:rPr>
-          <w:t>Salmo 12:1</w:t>
-        </w:r>
-      </w:hyperlink>
-    </w:p>
-    <w:p>
-      <w:pPr>
-        <w:pStyle w:val="ListBullet"/>
-        <w:spacing w:line="240" w:lineRule="auto"/>
-        <w:ind w:left="720"/>
-      </w:pPr>
-      <w:r>
-        <w:rPr>
-          <w:lang w:val="es_ES" w:bidi="es_ES"/>
-        </w:rPr>
-      </w:r>
-      <w:hyperlink r:id="rId104">
-        <w:r>
-          <w:rPr>
-            <w:lang w:val="es_ES" w:bidi="es_ES"/>
-          </w:rPr>
-          <w:rPr>
-            <w:color w:val="0000EE"/>
-            <w:u w:val="single"/>
-          </w:rPr>
-          <w:t>Proverbios 11:12–13</w:t>
-        </w:r>
-      </w:hyperlink>
-    </w:p>
-    <w:p>
-      <w:pPr>
-        <w:pStyle w:val="ListBullet"/>
-        <w:spacing w:line="240" w:lineRule="auto"/>
-        <w:ind w:left="720"/>
-      </w:pPr>
-      <w:r>
-        <w:rPr>
-          <w:lang w:val="es_ES" w:bidi="es_ES"/>
-        </w:rPr>
-      </w:r>
-      <w:hyperlink r:id="rId105">
-        <w:r>
-          <w:rPr>
-            <w:lang w:val="es_ES" w:bidi="es_ES"/>
-          </w:rPr>
-          <w:rPr>
-            <w:color w:val="0000EE"/>
-            <w:u w:val="single"/>
-          </w:rPr>
-          <w:t>Isaías 1:26</w:t>
-        </w:r>
-      </w:hyperlink>
-    </w:p>
-    <w:p>
-      <w:pPr>
-        <w:pStyle w:val="ListBullet"/>
-        <w:spacing w:line="240" w:lineRule="auto"/>
-        <w:ind w:left="720"/>
-      </w:pPr>
-      <w:r>
-        <w:rPr>
-          <w:lang w:val="es_ES" w:bidi="es_ES"/>
-        </w:rPr>
-      </w:r>
-      <w:hyperlink r:id="rId106">
-        <w:r>
-          <w:rPr>
-            <w:lang w:val="es_ES" w:bidi="es_ES"/>
-          </w:rPr>
-          <w:rPr>
-            <w:color w:val="0000EE"/>
-            <w:u w:val="single"/>
-          </w:rPr>
-          <w:t>Jeremías 9:7–9</w:t>
-        </w:r>
-      </w:hyperlink>
-    </w:p>
-    <w:p>
-      <w:pPr>
-        <w:pStyle w:val="ListBullet"/>
-        <w:spacing w:line="240" w:lineRule="auto"/>
-        <w:ind w:left="720"/>
-      </w:pPr>
-      <w:r>
-        <w:rPr>
-          <w:lang w:val="es_ES" w:bidi="es_ES"/>
-        </w:rPr>
-      </w:r>
-      <w:hyperlink r:id="rId107">
-        <w:r>
-          <w:rPr>
-            <w:lang w:val="es_ES" w:bidi="es_ES"/>
-          </w:rPr>
-          <w:rPr>
-            <w:color w:val="0000EE"/>
-            <w:u w:val="single"/>
-          </w:rPr>
-          <w:t>Oseas 5:7</w:t>
-        </w:r>
-      </w:hyperlink>
-    </w:p>
-    <w:p>
-      <w:pPr>
-        <w:pStyle w:val="ListBullet"/>
-        <w:spacing w:line="240" w:lineRule="auto"/>
-        <w:ind w:left="720"/>
-      </w:pPr>
-      <w:r>
-        <w:rPr>
-          <w:lang w:val="es_ES" w:bidi="es_ES"/>
-        </w:rPr>
-      </w:r>
-      <w:hyperlink r:id="rId108">
-        <w:r>
-          <w:rPr>
-            <w:lang w:val="es_ES" w:bidi="es_ES"/>
-          </w:rPr>
-          <w:rPr>
-            <w:color w:val="0000EE"/>
-            <w:u w:val="single"/>
-          </w:rPr>
-          <w:t>Lucas 12:46</w:t>
-        </w:r>
-      </w:hyperlink>
-    </w:p>
-    <w:p>
-      <w:pPr>
-        <w:pStyle w:val="ListBullet"/>
-        <w:spacing w:line="240" w:lineRule="auto"/>
-        <w:ind w:left="720"/>
-      </w:pPr>
-      <w:r>
-        <w:rPr>
-          <w:lang w:val="es_ES" w:bidi="es_ES"/>
-        </w:rPr>
-      </w:r>
-      <w:hyperlink r:id="rId109">
-        <w:r>
-          <w:rPr>
-            <w:lang w:val="es_ES" w:bidi="es_ES"/>
-          </w:rPr>
-          <w:rPr>
-            <w:color w:val="0000EE"/>
-            <w:u w:val="single"/>
-          </w:rPr>
-          <w:t>Lucas 16:10</w:t>
-        </w:r>
-      </w:hyperlink>
-    </w:p>
-    <w:p>
-      <w:pPr>
-        <w:pStyle w:val="ListBullet"/>
-        <w:spacing w:line="240" w:lineRule="auto"/>
-        <w:ind w:left="720"/>
-      </w:pPr>
-      <w:r>
-        <w:rPr>
-          <w:lang w:val="es_ES" w:bidi="es_ES"/>
-        </w:rPr>
-      </w:r>
-      <w:hyperlink r:id="rId110">
-        <w:r>
-          <w:rPr>
-            <w:lang w:val="es_ES" w:bidi="es_ES"/>
-          </w:rPr>
-          <w:rPr>
-            <w:color w:val="0000EE"/>
-            <w:u w:val="single"/>
-          </w:rPr>
-          <w:t>Colosenses 1:7</w:t>
-        </w:r>
-      </w:hyperlink>
-    </w:p>
-    <w:p>
-      <w:pPr>
-        <w:pStyle w:val="ListBullet"/>
-        <w:spacing w:line="240" w:lineRule="auto"/>
-        <w:ind w:left="720"/>
-      </w:pPr>
-      <w:r>
-        <w:rPr>
-          <w:lang w:val="es_ES" w:bidi="es_ES"/>
-        </w:rPr>
-      </w:r>
-      <w:hyperlink r:id="rId111">
-        <w:r>
-          <w:rPr>
-            <w:lang w:val="es_ES" w:bidi="es_ES"/>
-          </w:rPr>
-          <w:rPr>
-            <w:color w:val="0000EE"/>
-            <w:u w:val="single"/>
-          </w:rPr>
-          <w:t>1 Tesalonicenses 5:24</w:t>
-        </w:r>
-      </w:hyperlink>
-    </w:p>
-    <w:p>
-      <w:pPr>
-        <w:pStyle w:val="ListBullet"/>
-        <w:spacing w:line="240" w:lineRule="auto"/>
-        <w:ind w:left="720"/>
-      </w:pPr>
-      <w:r>
-        <w:rPr>
-          <w:lang w:val="es_ES" w:bidi="es_ES"/>
-        </w:rPr>
-      </w:r>
-      <w:hyperlink r:id="rId112">
-        <w:r>
-          <w:rPr>
-            <w:lang w:val="es_ES" w:bidi="es_ES"/>
-          </w:rPr>
-          <w:rPr>
-            <w:color w:val="0000EE"/>
-            <w:u w:val="single"/>
-          </w:rPr>
-          <w:t>3 Juan 1:5</w:t>
-        </w:r>
-      </w:hyperlink>
+      <w:r>
+        <w:rPr>
+          <w:lang w:val="es_ES" w:bidi="es_ES"/>
+        </w:rPr>
+        <w:t>Génesis 24:49</w:t>
+      </w:r>
+    </w:p>
+    <w:p>
+      <w:pPr>
+        <w:pStyle w:val="ListBullet"/>
+        <w:spacing w:line="240" w:lineRule="auto"/>
+        <w:ind w:left="720"/>
+      </w:pPr>
+      <w:r>
+        <w:rPr>
+          <w:lang w:val="es_ES" w:bidi="es_ES"/>
+        </w:rPr>
+      </w:r>
+      <w:r>
+        <w:rPr>
+          <w:lang w:val="es_ES" w:bidi="es_ES"/>
+        </w:rPr>
+        <w:t>Levítico 26:40</w:t>
+      </w:r>
+    </w:p>
+    <w:p>
+      <w:pPr>
+        <w:pStyle w:val="ListBullet"/>
+        <w:spacing w:line="240" w:lineRule="auto"/>
+        <w:ind w:left="720"/>
+      </w:pPr>
+      <w:r>
+        <w:rPr>
+          <w:lang w:val="es_ES" w:bidi="es_ES"/>
+        </w:rPr>
+      </w:r>
+      <w:r>
+        <w:rPr>
+          <w:lang w:val="es_ES" w:bidi="es_ES"/>
+        </w:rPr>
+        <w:t>Números 12:7</w:t>
+      </w:r>
+    </w:p>
+    <w:p>
+      <w:pPr>
+        <w:pStyle w:val="ListBullet"/>
+        <w:spacing w:line="240" w:lineRule="auto"/>
+        <w:ind w:left="720"/>
+      </w:pPr>
+      <w:r>
+        <w:rPr>
+          <w:lang w:val="es_ES" w:bidi="es_ES"/>
+        </w:rPr>
+      </w:r>
+      <w:r>
+        <w:rPr>
+          <w:lang w:val="es_ES" w:bidi="es_ES"/>
+        </w:rPr>
+        <w:t>Josué 2:14</w:t>
+      </w:r>
+    </w:p>
+    <w:p>
+      <w:pPr>
+        <w:pStyle w:val="ListBullet"/>
+        <w:spacing w:line="240" w:lineRule="auto"/>
+        <w:ind w:left="720"/>
+      </w:pPr>
+      <w:r>
+        <w:rPr>
+          <w:lang w:val="es_ES" w:bidi="es_ES"/>
+        </w:rPr>
+      </w:r>
+      <w:r>
+        <w:rPr>
+          <w:lang w:val="es_ES" w:bidi="es_ES"/>
+        </w:rPr>
+        <w:t>Jueces 2:16–17</w:t>
+      </w:r>
+    </w:p>
+    <w:p>
+      <w:pPr>
+        <w:pStyle w:val="ListBullet"/>
+        <w:spacing w:line="240" w:lineRule="auto"/>
+        <w:ind w:left="720"/>
+      </w:pPr>
+      <w:r>
+        <w:rPr>
+          <w:lang w:val="es_ES" w:bidi="es_ES"/>
+        </w:rPr>
+      </w:r>
+      <w:r>
+        <w:rPr>
+          <w:lang w:val="es_ES" w:bidi="es_ES"/>
+        </w:rPr>
+        <w:t>1 Samuel 2:9</w:t>
+      </w:r>
+    </w:p>
+    <w:p>
+      <w:pPr>
+        <w:pStyle w:val="ListBullet"/>
+        <w:spacing w:line="240" w:lineRule="auto"/>
+        <w:ind w:left="720"/>
+      </w:pPr>
+      <w:r>
+        <w:rPr>
+          <w:lang w:val="es_ES" w:bidi="es_ES"/>
+        </w:rPr>
+      </w:r>
+      <w:r>
+        <w:rPr>
+          <w:lang w:val="es_ES" w:bidi="es_ES"/>
+        </w:rPr>
+        <w:t>Salmo 12:1</w:t>
+      </w:r>
+    </w:p>
+    <w:p>
+      <w:pPr>
+        <w:pStyle w:val="ListBullet"/>
+        <w:spacing w:line="240" w:lineRule="auto"/>
+        <w:ind w:left="720"/>
+      </w:pPr>
+      <w:r>
+        <w:rPr>
+          <w:lang w:val="es_ES" w:bidi="es_ES"/>
+        </w:rPr>
+      </w:r>
+      <w:r>
+        <w:rPr>
+          <w:lang w:val="es_ES" w:bidi="es_ES"/>
+        </w:rPr>
+        <w:t>Proverbios 11:12–13</w:t>
+      </w:r>
+    </w:p>
+    <w:p>
+      <w:pPr>
+        <w:pStyle w:val="ListBullet"/>
+        <w:spacing w:line="240" w:lineRule="auto"/>
+        <w:ind w:left="720"/>
+      </w:pPr>
+      <w:r>
+        <w:rPr>
+          <w:lang w:val="es_ES" w:bidi="es_ES"/>
+        </w:rPr>
+      </w:r>
+      <w:r>
+        <w:rPr>
+          <w:lang w:val="es_ES" w:bidi="es_ES"/>
+        </w:rPr>
+        <w:t>Isaías 1:26</w:t>
+      </w:r>
+    </w:p>
+    <w:p>
+      <w:pPr>
+        <w:pStyle w:val="ListBullet"/>
+        <w:spacing w:line="240" w:lineRule="auto"/>
+        <w:ind w:left="720"/>
+      </w:pPr>
+      <w:r>
+        <w:rPr>
+          <w:lang w:val="es_ES" w:bidi="es_ES"/>
+        </w:rPr>
+      </w:r>
+      <w:r>
+        <w:rPr>
+          <w:lang w:val="es_ES" w:bidi="es_ES"/>
+        </w:rPr>
+        <w:t>Jeremías 9:7–9</w:t>
+      </w:r>
+    </w:p>
+    <w:p>
+      <w:pPr>
+        <w:pStyle w:val="ListBullet"/>
+        <w:spacing w:line="240" w:lineRule="auto"/>
+        <w:ind w:left="720"/>
+      </w:pPr>
+      <w:r>
+        <w:rPr>
+          <w:lang w:val="es_ES" w:bidi="es_ES"/>
+        </w:rPr>
+      </w:r>
+      <w:r>
+        <w:rPr>
+          <w:lang w:val="es_ES" w:bidi="es_ES"/>
+        </w:rPr>
+        <w:t>Oseas 5:7</w:t>
+      </w:r>
+    </w:p>
+    <w:p>
+      <w:pPr>
+        <w:pStyle w:val="ListBullet"/>
+        <w:spacing w:line="240" w:lineRule="auto"/>
+        <w:ind w:left="720"/>
+      </w:pPr>
+      <w:r>
+        <w:rPr>
+          <w:lang w:val="es_ES" w:bidi="es_ES"/>
+        </w:rPr>
+      </w:r>
+      <w:r>
+        <w:rPr>
+          <w:lang w:val="es_ES" w:bidi="es_ES"/>
+        </w:rPr>
+        <w:t>Lucas 12:46</w:t>
+      </w:r>
+    </w:p>
+    <w:p>
+      <w:pPr>
+        <w:pStyle w:val="ListBullet"/>
+        <w:spacing w:line="240" w:lineRule="auto"/>
+        <w:ind w:left="720"/>
+      </w:pPr>
+      <w:r>
+        <w:rPr>
+          <w:lang w:val="es_ES" w:bidi="es_ES"/>
+        </w:rPr>
+      </w:r>
+      <w:r>
+        <w:rPr>
+          <w:lang w:val="es_ES" w:bidi="es_ES"/>
+        </w:rPr>
+        <w:t>Lucas 16:10</w:t>
+      </w:r>
+    </w:p>
+    <w:p>
+      <w:pPr>
+        <w:pStyle w:val="ListBullet"/>
+        <w:spacing w:line="240" w:lineRule="auto"/>
+        <w:ind w:left="720"/>
+      </w:pPr>
+      <w:r>
+        <w:rPr>
+          <w:lang w:val="es_ES" w:bidi="es_ES"/>
+        </w:rPr>
+      </w:r>
+      <w:r>
+        <w:rPr>
+          <w:lang w:val="es_ES" w:bidi="es_ES"/>
+        </w:rPr>
+        <w:t>Colosenses 1:7</w:t>
+      </w:r>
+    </w:p>
+    <w:p>
+      <w:pPr>
+        <w:pStyle w:val="ListBullet"/>
+        <w:spacing w:line="240" w:lineRule="auto"/>
+        <w:ind w:left="720"/>
+      </w:pPr>
+      <w:r>
+        <w:rPr>
+          <w:lang w:val="es_ES" w:bidi="es_ES"/>
+        </w:rPr>
+      </w:r>
+      <w:r>
+        <w:rPr>
+          <w:lang w:val="es_ES" w:bidi="es_ES"/>
+        </w:rPr>
+        <w:t>1 Tesalonicenses 5:24</w:t>
+      </w:r>
+    </w:p>
+    <w:p>
+      <w:pPr>
+        <w:pStyle w:val="ListBullet"/>
+        <w:spacing w:line="240" w:lineRule="auto"/>
+        <w:ind w:left="720"/>
+      </w:pPr>
+      <w:r>
+        <w:rPr>
+          <w:lang w:val="es_ES" w:bidi="es_ES"/>
+        </w:rPr>
+      </w:r>
+      <w:r>
+        <w:rPr>
+          <w:lang w:val="es_ES" w:bidi="es_ES"/>
+        </w:rPr>
+        <w:t>3 Juan 1:5</w:t>
+      </w:r>
     </w:p>
     <w:p>
       <w:pPr>
@@ -7589,90 +6989,66 @@
           <w:lang w:val="es_ES" w:bidi="es_ES"/>
         </w:rPr>
       </w:r>
-      <w:hyperlink r:id="rId113">
-        <w:r>
-          <w:rPr>
-            <w:lang w:val="es_ES" w:bidi="es_ES"/>
-          </w:rPr>
-          <w:rPr>
-            <w:color w:val="0000EE"/>
-            <w:u w:val="single"/>
-          </w:rPr>
-          <w:t>1 Tesalonicenses 2:1–2</w:t>
-        </w:r>
-      </w:hyperlink>
-    </w:p>
-    <w:p>
-      <w:pPr>
-        <w:pStyle w:val="ListBullet"/>
-        <w:spacing w:line="240" w:lineRule="auto"/>
-        <w:ind w:left="720"/>
-      </w:pPr>
-      <w:r>
-        <w:rPr>
-          <w:lang w:val="es_ES" w:bidi="es_ES"/>
-        </w:rPr>
-      </w:r>
-      <w:hyperlink r:id="rId114">
-        <w:r>
-          <w:rPr>
-            <w:lang w:val="es_ES" w:bidi="es_ES"/>
-          </w:rPr>
-          <w:rPr>
-            <w:color w:val="0000EE"/>
-            <w:u w:val="single"/>
-          </w:rPr>
-          <w:t>Hechos 16:11</w:t>
-        </w:r>
-      </w:hyperlink>
-    </w:p>
-    <w:p>
-      <w:pPr>
-        <w:pStyle w:val="ListBullet"/>
-        <w:spacing w:line="240" w:lineRule="auto"/>
-        <w:ind w:left="720"/>
-      </w:pPr>
-      <w:r>
-        <w:rPr>
-          <w:lang w:val="es_ES" w:bidi="es_ES"/>
-        </w:rPr>
-      </w:r>
-      <w:hyperlink r:id="rId115">
-        <w:r>
-          <w:rPr>
-            <w:lang w:val="es_ES" w:bidi="es_ES"/>
-          </w:rPr>
-          <w:rPr>
-            <w:color w:val="0000EE"/>
-            <w:u w:val="single"/>
-          </w:rPr>
-          <w:t>Mateo 16:13–16</w:t>
-        </w:r>
-      </w:hyperlink>
-    </w:p>
-    <w:p>
-      <w:pPr>
-        <w:pStyle w:val="ListBullet"/>
-        <w:spacing w:line="240" w:lineRule="auto"/>
-        <w:ind w:left="720"/>
-      </w:pPr>
-      <w:r>
-        <w:rPr>
-          <w:lang w:val="es_ES" w:bidi="es_ES"/>
-        </w:rPr>
-      </w:r>
-      <w:hyperlink r:id="rId116">
-        <w:r>
-          <w:rPr>
-            <w:lang w:val="es_ES" w:bidi="es_ES"/>
-          </w:rPr>
-          <w:rPr>
-            <w:color w:val="0000EE"/>
-            <w:u w:val="single"/>
-          </w:rPr>
-          <w:t>Filipenses 1:1</w:t>
-        </w:r>
-      </w:hyperlink>
+      <w:r>
+        <w:rPr>
+          <w:lang w:val="es_ES" w:bidi="es_ES"/>
+        </w:rPr>
+        <w:t>1 Tesalonicenses 2:1–2</w:t>
+      </w:r>
+    </w:p>
+    <w:p>
+      <w:pPr>
+        <w:pStyle w:val="ListBullet"/>
+        <w:spacing w:line="240" w:lineRule="auto"/>
+        <w:ind w:left="720"/>
+      </w:pPr>
+      <w:r>
+        <w:rPr>
+          <w:lang w:val="es_ES" w:bidi="es_ES"/>
+        </w:rPr>
+      </w:r>
+      <w:r>
+        <w:rPr>
+          <w:lang w:val="es_ES" w:bidi="es_ES"/>
+        </w:rPr>
+        <w:t>Hechos 16:11</w:t>
+      </w:r>
+    </w:p>
+    <w:p>
+      <w:pPr>
+        <w:pStyle w:val="ListBullet"/>
+        <w:spacing w:line="240" w:lineRule="auto"/>
+        <w:ind w:left="720"/>
+      </w:pPr>
+      <w:r>
+        <w:rPr>
+          <w:lang w:val="es_ES" w:bidi="es_ES"/>
+        </w:rPr>
+      </w:r>
+      <w:r>
+        <w:rPr>
+          <w:lang w:val="es_ES" w:bidi="es_ES"/>
+        </w:rPr>
+        <w:t>Mateo 16:13–16</w:t>
+      </w:r>
+    </w:p>
+    <w:p>
+      <w:pPr>
+        <w:pStyle w:val="ListBullet"/>
+        <w:spacing w:line="240" w:lineRule="auto"/>
+        <w:ind w:left="720"/>
+      </w:pPr>
+      <w:r>
+        <w:rPr>
+          <w:lang w:val="es_ES" w:bidi="es_ES"/>
+        </w:rPr>
+      </w:r>
+      <w:r>
+        <w:rPr>
+          <w:lang w:val="es_ES" w:bidi="es_ES"/>
+        </w:rPr>
+        <w:t>Filipenses 1:1</w:t>
+      </w:r>
     </w:p>
     <w:p>
       <w:pPr>
@@ -7957,66 +7333,48 @@
           <w:lang w:val="es_ES" w:bidi="es_ES"/>
         </w:rPr>
       </w:r>
-      <w:hyperlink r:id="rId117">
-        <w:r>
-          <w:rPr>
-            <w:lang w:val="es_ES" w:bidi="es_ES"/>
-          </w:rPr>
-          <w:rPr>
-            <w:color w:val="0000EE"/>
-            <w:u w:val="single"/>
-          </w:rPr>
-          <w:t>1 Crónicas 10:9–10</w:t>
-        </w:r>
-      </w:hyperlink>
-    </w:p>
-    <w:p>
-      <w:pPr>
-        <w:pStyle w:val="ListBullet"/>
-        <w:spacing w:line="240" w:lineRule="auto"/>
-        <w:ind w:left="720"/>
-      </w:pPr>
-      <w:r>
-        <w:rPr>
-          <w:lang w:val="es_ES" w:bidi="es_ES"/>
-        </w:rPr>
-      </w:r>
-      <w:hyperlink r:id="rId118">
-        <w:r>
-          <w:rPr>
-            <w:lang w:val="es_ES" w:bidi="es_ES"/>
-          </w:rPr>
-          <w:rPr>
-            <w:color w:val="0000EE"/>
-            <w:u w:val="single"/>
-          </w:rPr>
-          <w:t>Joel 3:4</w:t>
-        </w:r>
-      </w:hyperlink>
-    </w:p>
-    <w:p>
-      <w:pPr>
-        <w:pStyle w:val="ListBullet"/>
-        <w:spacing w:line="240" w:lineRule="auto"/>
-        <w:ind w:left="720"/>
-      </w:pPr>
-      <w:r>
-        <w:rPr>
-          <w:lang w:val="es_ES" w:bidi="es_ES"/>
-        </w:rPr>
-      </w:r>
-      <w:hyperlink r:id="rId119">
-        <w:r>
-          <w:rPr>
-            <w:lang w:val="es_ES" w:bidi="es_ES"/>
-          </w:rPr>
-          <w:rPr>
-            <w:color w:val="0000EE"/>
-            <w:u w:val="single"/>
-          </w:rPr>
-          <w:t>Salmos 60:8–9</w:t>
-        </w:r>
-      </w:hyperlink>
+      <w:r>
+        <w:rPr>
+          <w:lang w:val="es_ES" w:bidi="es_ES"/>
+        </w:rPr>
+        <w:t>1 Crónicas 10:9–10</w:t>
+      </w:r>
+    </w:p>
+    <w:p>
+      <w:pPr>
+        <w:pStyle w:val="ListBullet"/>
+        <w:spacing w:line="240" w:lineRule="auto"/>
+        <w:ind w:left="720"/>
+      </w:pPr>
+      <w:r>
+        <w:rPr>
+          <w:lang w:val="es_ES" w:bidi="es_ES"/>
+        </w:rPr>
+      </w:r>
+      <w:r>
+        <w:rPr>
+          <w:lang w:val="es_ES" w:bidi="es_ES"/>
+        </w:rPr>
+        <w:t>Joel 3:4</w:t>
+      </w:r>
+    </w:p>
+    <w:p>
+      <w:pPr>
+        <w:pStyle w:val="ListBullet"/>
+        <w:spacing w:line="240" w:lineRule="auto"/>
+        <w:ind w:left="720"/>
+      </w:pPr>
+      <w:r>
+        <w:rPr>
+          <w:lang w:val="es_ES" w:bidi="es_ES"/>
+        </w:rPr>
+      </w:r>
+      <w:r>
+        <w:rPr>
+          <w:lang w:val="es_ES" w:bidi="es_ES"/>
+        </w:rPr>
+        <w:t>Salmos 60:8–9</w:t>
+      </w:r>
     </w:p>
     <w:p>
       <w:pPr>
@@ -8342,114 +7700,84 @@
           <w:lang w:val="es_ES" w:bidi="es_ES"/>
         </w:rPr>
       </w:r>
-      <w:hyperlink r:id="rId120">
-        <w:r>
-          <w:rPr>
-            <w:lang w:val="es_ES" w:bidi="es_ES"/>
-          </w:rPr>
-          <w:rPr>
-            <w:color w:val="0000EE"/>
-            <w:u w:val="single"/>
-          </w:rPr>
-          <w:t>1 Crónicas 18:9–11</w:t>
-        </w:r>
-      </w:hyperlink>
-    </w:p>
-    <w:p>
-      <w:pPr>
-        <w:pStyle w:val="ListBullet"/>
-        <w:spacing w:line="240" w:lineRule="auto"/>
-        <w:ind w:left="720"/>
-      </w:pPr>
-      <w:r>
-        <w:rPr>
-          <w:lang w:val="es_ES" w:bidi="es_ES"/>
-        </w:rPr>
-      </w:r>
-      <w:hyperlink r:id="rId121">
-        <w:r>
-          <w:rPr>
-            <w:lang w:val="es_ES" w:bidi="es_ES"/>
-          </w:rPr>
-          <w:rPr>
-            <w:color w:val="0000EE"/>
-            <w:u w:val="single"/>
-          </w:rPr>
-          <w:t>1 Samuel 13:4</w:t>
-        </w:r>
-      </w:hyperlink>
-    </w:p>
-    <w:p>
-      <w:pPr>
-        <w:pStyle w:val="ListBullet"/>
-        <w:spacing w:line="240" w:lineRule="auto"/>
-        <w:ind w:left="720"/>
-      </w:pPr>
-      <w:r>
-        <w:rPr>
-          <w:lang w:val="es_ES" w:bidi="es_ES"/>
-        </w:rPr>
-      </w:r>
-      <w:hyperlink r:id="rId122">
-        <w:r>
-          <w:rPr>
-            <w:lang w:val="es_ES" w:bidi="es_ES"/>
-          </w:rPr>
-          <w:rPr>
-            <w:color w:val="0000EE"/>
-            <w:u w:val="single"/>
-          </w:rPr>
-          <w:t>2 Crónicas 9:25–26</w:t>
-        </w:r>
-      </w:hyperlink>
-    </w:p>
-    <w:p>
-      <w:pPr>
-        <w:pStyle w:val="ListBullet"/>
-        <w:spacing w:line="240" w:lineRule="auto"/>
-        <w:ind w:left="720"/>
-      </w:pPr>
-      <w:r>
-        <w:rPr>
-          <w:lang w:val="es_ES" w:bidi="es_ES"/>
-        </w:rPr>
-      </w:r>
-      <w:hyperlink r:id="rId123">
-        <w:r>
-          <w:rPr>
-            <w:lang w:val="es_ES" w:bidi="es_ES"/>
-          </w:rPr>
-          <w:rPr>
-            <w:color w:val="0000EE"/>
-            <w:u w:val="single"/>
-          </w:rPr>
-          <w:t>Génesis 10:11–14</w:t>
-        </w:r>
-      </w:hyperlink>
-    </w:p>
-    <w:p>
-      <w:pPr>
-        <w:pStyle w:val="ListBullet"/>
-        <w:spacing w:line="240" w:lineRule="auto"/>
-        <w:ind w:left="720"/>
-      </w:pPr>
-      <w:r>
-        <w:rPr>
-          <w:lang w:val="es_ES" w:bidi="es_ES"/>
-        </w:rPr>
-      </w:r>
-      <w:hyperlink r:id="rId124">
-        <w:r>
-          <w:rPr>
-            <w:lang w:val="es_ES" w:bidi="es_ES"/>
-          </w:rPr>
-          <w:rPr>
-            <w:color w:val="0000EE"/>
-            <w:u w:val="single"/>
-          </w:rPr>
-          <w:t>Salmo 56:1–2</w:t>
-        </w:r>
-      </w:hyperlink>
+      <w:r>
+        <w:rPr>
+          <w:lang w:val="es_ES" w:bidi="es_ES"/>
+        </w:rPr>
+        <w:t>1 Crónicas 18:9–11</w:t>
+      </w:r>
+    </w:p>
+    <w:p>
+      <w:pPr>
+        <w:pStyle w:val="ListBullet"/>
+        <w:spacing w:line="240" w:lineRule="auto"/>
+        <w:ind w:left="720"/>
+      </w:pPr>
+      <w:r>
+        <w:rPr>
+          <w:lang w:val="es_ES" w:bidi="es_ES"/>
+        </w:rPr>
+      </w:r>
+      <w:r>
+        <w:rPr>
+          <w:lang w:val="es_ES" w:bidi="es_ES"/>
+        </w:rPr>
+        <w:t>1 Samuel 13:4</w:t>
+      </w:r>
+    </w:p>
+    <w:p>
+      <w:pPr>
+        <w:pStyle w:val="ListBullet"/>
+        <w:spacing w:line="240" w:lineRule="auto"/>
+        <w:ind w:left="720"/>
+      </w:pPr>
+      <w:r>
+        <w:rPr>
+          <w:lang w:val="es_ES" w:bidi="es_ES"/>
+        </w:rPr>
+      </w:r>
+      <w:r>
+        <w:rPr>
+          <w:lang w:val="es_ES" w:bidi="es_ES"/>
+        </w:rPr>
+        <w:t>2 Crónicas 9:25–26</w:t>
+      </w:r>
+    </w:p>
+    <w:p>
+      <w:pPr>
+        <w:pStyle w:val="ListBullet"/>
+        <w:spacing w:line="240" w:lineRule="auto"/>
+        <w:ind w:left="720"/>
+      </w:pPr>
+      <w:r>
+        <w:rPr>
+          <w:lang w:val="es_ES" w:bidi="es_ES"/>
+        </w:rPr>
+      </w:r>
+      <w:r>
+        <w:rPr>
+          <w:lang w:val="es_ES" w:bidi="es_ES"/>
+        </w:rPr>
+        <w:t>Génesis 10:11–14</w:t>
+      </w:r>
+    </w:p>
+    <w:p>
+      <w:pPr>
+        <w:pStyle w:val="ListBullet"/>
+        <w:spacing w:line="240" w:lineRule="auto"/>
+        <w:ind w:left="720"/>
+      </w:pPr>
+      <w:r>
+        <w:rPr>
+          <w:lang w:val="es_ES" w:bidi="es_ES"/>
+        </w:rPr>
+      </w:r>
+      <w:r>
+        <w:rPr>
+          <w:lang w:val="es_ES" w:bidi="es_ES"/>
+        </w:rPr>
+        <w:t>Salmo 56:1–2</w:t>
+      </w:r>
     </w:p>
     <w:p>
       <w:pPr>
@@ -8739,90 +8067,66 @@
           <w:lang w:val="es_ES" w:bidi="es_ES"/>
         </w:rPr>
       </w:r>
-      <w:hyperlink r:id="rId125">
-        <w:r>
-          <w:rPr>
-            <w:lang w:val="es_ES" w:bidi="es_ES"/>
-          </w:rPr>
-          <w:rPr>
-            <w:color w:val="0000EE"/>
-            <w:u w:val="single"/>
-          </w:rPr>
-          <w:t>1 Samuel 4:4</w:t>
-        </w:r>
-      </w:hyperlink>
-    </w:p>
-    <w:p>
-      <w:pPr>
-        <w:pStyle w:val="ListBullet"/>
-        <w:spacing w:line="240" w:lineRule="auto"/>
-        <w:ind w:left="720"/>
-      </w:pPr>
-      <w:r>
-        <w:rPr>
-          <w:lang w:val="es_ES" w:bidi="es_ES"/>
-        </w:rPr>
-      </w:r>
-      <w:hyperlink r:id="rId126">
-        <w:r>
-          <w:rPr>
-            <w:lang w:val="es_ES" w:bidi="es_ES"/>
-          </w:rPr>
-          <w:rPr>
-            <w:color w:val="0000EE"/>
-            <w:u w:val="single"/>
-          </w:rPr>
-          <w:t>Esdras 8:2</w:t>
-        </w:r>
-      </w:hyperlink>
-    </w:p>
-    <w:p>
-      <w:pPr>
-        <w:pStyle w:val="ListBullet"/>
-        <w:spacing w:line="240" w:lineRule="auto"/>
-        <w:ind w:left="720"/>
-      </w:pPr>
-      <w:r>
-        <w:rPr>
-          <w:lang w:val="es_ES" w:bidi="es_ES"/>
-        </w:rPr>
-      </w:r>
-      <w:hyperlink r:id="rId127">
-        <w:r>
-          <w:rPr>
-            <w:lang w:val="es_ES" w:bidi="es_ES"/>
-          </w:rPr>
-          <w:rPr>
-            <w:color w:val="0000EE"/>
-            <w:u w:val="single"/>
-          </w:rPr>
-          <w:t>Josué 22:13–14</w:t>
-        </w:r>
-      </w:hyperlink>
-    </w:p>
-    <w:p>
-      <w:pPr>
-        <w:pStyle w:val="ListBullet"/>
-        <w:spacing w:line="240" w:lineRule="auto"/>
-        <w:ind w:left="720"/>
-      </w:pPr>
-      <w:r>
-        <w:rPr>
-          <w:lang w:val="es_ES" w:bidi="es_ES"/>
-        </w:rPr>
-      </w:r>
-      <w:hyperlink r:id="rId128">
-        <w:r>
-          <w:rPr>
-            <w:lang w:val="es_ES" w:bidi="es_ES"/>
-          </w:rPr>
-          <w:rPr>
-            <w:color w:val="0000EE"/>
-            <w:u w:val="single"/>
-          </w:rPr>
-          <w:t>Números 25:6–7</w:t>
-        </w:r>
-      </w:hyperlink>
+      <w:r>
+        <w:rPr>
+          <w:lang w:val="es_ES" w:bidi="es_ES"/>
+        </w:rPr>
+        <w:t>1 Samuel 4:4</w:t>
+      </w:r>
+    </w:p>
+    <w:p>
+      <w:pPr>
+        <w:pStyle w:val="ListBullet"/>
+        <w:spacing w:line="240" w:lineRule="auto"/>
+        <w:ind w:left="720"/>
+      </w:pPr>
+      <w:r>
+        <w:rPr>
+          <w:lang w:val="es_ES" w:bidi="es_ES"/>
+        </w:rPr>
+      </w:r>
+      <w:r>
+        <w:rPr>
+          <w:lang w:val="es_ES" w:bidi="es_ES"/>
+        </w:rPr>
+        <w:t>Esdras 8:2</w:t>
+      </w:r>
+    </w:p>
+    <w:p>
+      <w:pPr>
+        <w:pStyle w:val="ListBullet"/>
+        <w:spacing w:line="240" w:lineRule="auto"/>
+        <w:ind w:left="720"/>
+      </w:pPr>
+      <w:r>
+        <w:rPr>
+          <w:lang w:val="es_ES" w:bidi="es_ES"/>
+        </w:rPr>
+      </w:r>
+      <w:r>
+        <w:rPr>
+          <w:lang w:val="es_ES" w:bidi="es_ES"/>
+        </w:rPr>
+        <w:t>Josué 22:13–14</w:t>
+      </w:r>
+    </w:p>
+    <w:p>
+      <w:pPr>
+        <w:pStyle w:val="ListBullet"/>
+        <w:spacing w:line="240" w:lineRule="auto"/>
+        <w:ind w:left="720"/>
+      </w:pPr>
+      <w:r>
+        <w:rPr>
+          <w:lang w:val="es_ES" w:bidi="es_ES"/>
+        </w:rPr>
+      </w:r>
+      <w:r>
+        <w:rPr>
+          <w:lang w:val="es_ES" w:bidi="es_ES"/>
+        </w:rPr>
+        <w:t>Números 25:6–7</w:t>
+      </w:r>
     </w:p>
     <w:p>
       <w:pPr>
@@ -9044,138 +8348,102 @@
           <w:lang w:val="es_ES" w:bidi="es_ES"/>
         </w:rPr>
       </w:r>
-      <w:hyperlink r:id="rId129">
-        <w:r>
-          <w:rPr>
-            <w:lang w:val="es_ES" w:bidi="es_ES"/>
-          </w:rPr>
-          <w:rPr>
-            <w:color w:val="0000EE"/>
-            <w:u w:val="single"/>
-          </w:rPr>
-          <w:t>1 Corintios 14:7</w:t>
-        </w:r>
-      </w:hyperlink>
-    </w:p>
-    <w:p>
-      <w:pPr>
-        <w:pStyle w:val="ListBullet"/>
-        <w:spacing w:line="240" w:lineRule="auto"/>
-        <w:ind w:left="720"/>
-      </w:pPr>
-      <w:r>
-        <w:rPr>
-          <w:lang w:val="es_ES" w:bidi="es_ES"/>
-        </w:rPr>
-      </w:r>
-      <w:hyperlink r:id="rId130">
-        <w:r>
-          <w:rPr>
-            <w:lang w:val="es_ES" w:bidi="es_ES"/>
-          </w:rPr>
-          <w:rPr>
-            <w:color w:val="0000EE"/>
-            <w:u w:val="single"/>
-          </w:rPr>
-          <w:t>1 Reyes 1:38–40</w:t>
-        </w:r>
-      </w:hyperlink>
-    </w:p>
-    <w:p>
-      <w:pPr>
-        <w:pStyle w:val="ListBullet"/>
-        <w:spacing w:line="240" w:lineRule="auto"/>
-        <w:ind w:left="720"/>
-      </w:pPr>
-      <w:r>
-        <w:rPr>
-          <w:lang w:val="es_ES" w:bidi="es_ES"/>
-        </w:rPr>
-      </w:r>
-      <w:hyperlink r:id="rId131">
-        <w:r>
-          <w:rPr>
-            <w:lang w:val="es_ES" w:bidi="es_ES"/>
-          </w:rPr>
-          <w:rPr>
-            <w:color w:val="0000EE"/>
-            <w:u w:val="single"/>
-          </w:rPr>
-          <w:t>Daniel 3:3–5</w:t>
-        </w:r>
-      </w:hyperlink>
-    </w:p>
-    <w:p>
-      <w:pPr>
-        <w:pStyle w:val="ListBullet"/>
-        <w:spacing w:line="240" w:lineRule="auto"/>
-        <w:ind w:left="720"/>
-      </w:pPr>
-      <w:r>
-        <w:rPr>
-          <w:lang w:val="es_ES" w:bidi="es_ES"/>
-        </w:rPr>
-      </w:r>
-      <w:hyperlink r:id="rId132">
-        <w:r>
-          <w:rPr>
-            <w:lang w:val="es_ES" w:bidi="es_ES"/>
-          </w:rPr>
-          <w:rPr>
-            <w:color w:val="0000EE"/>
-            <w:u w:val="single"/>
-          </w:rPr>
-          <w:t>Lucas 7:31–32</w:t>
-        </w:r>
-      </w:hyperlink>
-    </w:p>
-    <w:p>
-      <w:pPr>
-        <w:pStyle w:val="ListBullet"/>
-        <w:spacing w:line="240" w:lineRule="auto"/>
-        <w:ind w:left="720"/>
-      </w:pPr>
-      <w:r>
-        <w:rPr>
-          <w:lang w:val="es_ES" w:bidi="es_ES"/>
-        </w:rPr>
-      </w:r>
-      <w:hyperlink r:id="rId133">
-        <w:r>
-          <w:rPr>
-            <w:lang w:val="es_ES" w:bidi="es_ES"/>
-          </w:rPr>
-          <w:rPr>
-            <w:color w:val="0000EE"/>
-            <w:u w:val="single"/>
-          </w:rPr>
-          <w:t>Mateo 9:23</w:t>
-        </w:r>
-      </w:hyperlink>
-    </w:p>
-    <w:p>
-      <w:pPr>
-        <w:pStyle w:val="ListBullet"/>
-        <w:spacing w:line="240" w:lineRule="auto"/>
-        <w:ind w:left="720"/>
-      </w:pPr>
-      <w:r>
-        <w:rPr>
-          <w:lang w:val="es_ES" w:bidi="es_ES"/>
-        </w:rPr>
-      </w:r>
-      <w:hyperlink r:id="rId134">
-        <w:r>
-          <w:rPr>
-            <w:lang w:val="es_ES" w:bidi="es_ES"/>
-          </w:rPr>
-          <w:rPr>
-            <w:color w:val="0000EE"/>
-            <w:u w:val="single"/>
-          </w:rPr>
-          <w:t>Mateo 11:17</w:t>
-        </w:r>
-      </w:hyperlink>
+      <w:r>
+        <w:rPr>
+          <w:lang w:val="es_ES" w:bidi="es_ES"/>
+        </w:rPr>
+        <w:t>1 Corintios 14:7</w:t>
+      </w:r>
+    </w:p>
+    <w:p>
+      <w:pPr>
+        <w:pStyle w:val="ListBullet"/>
+        <w:spacing w:line="240" w:lineRule="auto"/>
+        <w:ind w:left="720"/>
+      </w:pPr>
+      <w:r>
+        <w:rPr>
+          <w:lang w:val="es_ES" w:bidi="es_ES"/>
+        </w:rPr>
+      </w:r>
+      <w:r>
+        <w:rPr>
+          <w:lang w:val="es_ES" w:bidi="es_ES"/>
+        </w:rPr>
+        <w:t>1 Reyes 1:38–40</w:t>
+      </w:r>
+    </w:p>
+    <w:p>
+      <w:pPr>
+        <w:pStyle w:val="ListBullet"/>
+        <w:spacing w:line="240" w:lineRule="auto"/>
+        <w:ind w:left="720"/>
+      </w:pPr>
+      <w:r>
+        <w:rPr>
+          <w:lang w:val="es_ES" w:bidi="es_ES"/>
+        </w:rPr>
+      </w:r>
+      <w:r>
+        <w:rPr>
+          <w:lang w:val="es_ES" w:bidi="es_ES"/>
+        </w:rPr>
+        <w:t>Daniel 3:3–5</w:t>
+      </w:r>
+    </w:p>
+    <w:p>
+      <w:pPr>
+        <w:pStyle w:val="ListBullet"/>
+        <w:spacing w:line="240" w:lineRule="auto"/>
+        <w:ind w:left="720"/>
+      </w:pPr>
+      <w:r>
+        <w:rPr>
+          <w:lang w:val="es_ES" w:bidi="es_ES"/>
+        </w:rPr>
+      </w:r>
+      <w:r>
+        <w:rPr>
+          <w:lang w:val="es_ES" w:bidi="es_ES"/>
+        </w:rPr>
+        <w:t>Lucas 7:31–32</w:t>
+      </w:r>
+    </w:p>
+    <w:p>
+      <w:pPr>
+        <w:pStyle w:val="ListBullet"/>
+        <w:spacing w:line="240" w:lineRule="auto"/>
+        <w:ind w:left="720"/>
+      </w:pPr>
+      <w:r>
+        <w:rPr>
+          <w:lang w:val="es_ES" w:bidi="es_ES"/>
+        </w:rPr>
+      </w:r>
+      <w:r>
+        <w:rPr>
+          <w:lang w:val="es_ES" w:bidi="es_ES"/>
+        </w:rPr>
+        <w:t>Mateo 9:23</w:t>
+      </w:r>
+    </w:p>
+    <w:p>
+      <w:pPr>
+        <w:pStyle w:val="ListBullet"/>
+        <w:spacing w:line="240" w:lineRule="auto"/>
+        <w:ind w:left="720"/>
+      </w:pPr>
+      <w:r>
+        <w:rPr>
+          <w:lang w:val="es_ES" w:bidi="es_ES"/>
+        </w:rPr>
+      </w:r>
+      <w:r>
+        <w:rPr>
+          <w:lang w:val="es_ES" w:bidi="es_ES"/>
+        </w:rPr>
+        <w:t>Mateo 11:17</w:t>
+      </w:r>
     </w:p>
     <w:p>
       <w:pPr>
@@ -9504,186 +8772,138 @@
           <w:lang w:val="es_ES" w:bidi="es_ES"/>
         </w:rPr>
       </w:r>
-      <w:hyperlink r:id="rId20">
-        <w:r>
-          <w:rPr>
-            <w:lang w:val="es_ES" w:bidi="es_ES"/>
-          </w:rPr>
-          <w:rPr>
-            <w:color w:val="0000EE"/>
-            <w:u w:val="single"/>
-          </w:rPr>
-          <w:t>Hechos 15:20</w:t>
-        </w:r>
-      </w:hyperlink>
-    </w:p>
-    <w:p>
-      <w:pPr>
-        <w:pStyle w:val="ListBullet"/>
-        <w:spacing w:line="240" w:lineRule="auto"/>
-        <w:ind w:left="720"/>
-      </w:pPr>
-      <w:r>
-        <w:rPr>
-          <w:lang w:val="es_ES" w:bidi="es_ES"/>
-        </w:rPr>
-      </w:r>
-      <w:hyperlink r:id="rId135">
-        <w:r>
-          <w:rPr>
-            <w:lang w:val="es_ES" w:bidi="es_ES"/>
-          </w:rPr>
-          <w:rPr>
-            <w:color w:val="0000EE"/>
-            <w:u w:val="single"/>
-          </w:rPr>
-          <w:t>Hechos 21:25–26</w:t>
-        </w:r>
-      </w:hyperlink>
-    </w:p>
-    <w:p>
-      <w:pPr>
-        <w:pStyle w:val="ListBullet"/>
-        <w:spacing w:line="240" w:lineRule="auto"/>
-        <w:ind w:left="720"/>
-      </w:pPr>
-      <w:r>
-        <w:rPr>
-          <w:lang w:val="es_ES" w:bidi="es_ES"/>
-        </w:rPr>
-      </w:r>
-      <w:hyperlink r:id="rId136">
-        <w:r>
-          <w:rPr>
-            <w:lang w:val="es_ES" w:bidi="es_ES"/>
-          </w:rPr>
-          <w:rPr>
-            <w:color w:val="0000EE"/>
-            <w:u w:val="single"/>
-          </w:rPr>
-          <w:t>Colosenses 3:5–8</w:t>
-        </w:r>
-      </w:hyperlink>
-    </w:p>
-    <w:p>
-      <w:pPr>
-        <w:pStyle w:val="ListBullet"/>
-        <w:spacing w:line="240" w:lineRule="auto"/>
-        <w:ind w:left="720"/>
-      </w:pPr>
-      <w:r>
-        <w:rPr>
-          <w:lang w:val="es_ES" w:bidi="es_ES"/>
-        </w:rPr>
-      </w:r>
-      <w:hyperlink r:id="rId137">
-        <w:r>
-          <w:rPr>
-            <w:lang w:val="es_ES" w:bidi="es_ES"/>
-          </w:rPr>
-          <w:rPr>
-            <w:color w:val="0000EE"/>
-            <w:u w:val="single"/>
-          </w:rPr>
-          <w:t>Efesios 5:3</w:t>
-        </w:r>
-      </w:hyperlink>
-    </w:p>
-    <w:p>
-      <w:pPr>
-        <w:pStyle w:val="ListBullet"/>
-        <w:spacing w:line="240" w:lineRule="auto"/>
-        <w:ind w:left="720"/>
-      </w:pPr>
-      <w:r>
-        <w:rPr>
-          <w:lang w:val="es_ES" w:bidi="es_ES"/>
-        </w:rPr>
-      </w:r>
-      <w:hyperlink r:id="rId138">
-        <w:r>
-          <w:rPr>
-            <w:lang w:val="es_ES" w:bidi="es_ES"/>
-          </w:rPr>
-          <w:rPr>
-            <w:color w:val="0000EE"/>
-            <w:u w:val="single"/>
-          </w:rPr>
-          <w:t>Génesis 38:24–26</w:t>
-        </w:r>
-      </w:hyperlink>
-    </w:p>
-    <w:p>
-      <w:pPr>
-        <w:pStyle w:val="ListBullet"/>
-        <w:spacing w:line="240" w:lineRule="auto"/>
-        <w:ind w:left="720"/>
-      </w:pPr>
-      <w:r>
-        <w:rPr>
-          <w:lang w:val="es_ES" w:bidi="es_ES"/>
-        </w:rPr>
-      </w:r>
-      <w:hyperlink r:id="rId139">
-        <w:r>
-          <w:rPr>
-            <w:lang w:val="es_ES" w:bidi="es_ES"/>
-          </w:rPr>
-          <w:rPr>
-            <w:color w:val="0000EE"/>
-            <w:u w:val="single"/>
-          </w:rPr>
-          <w:t>Oseas 4:13–14</w:t>
-        </w:r>
-      </w:hyperlink>
-    </w:p>
-    <w:p>
-      <w:pPr>
-        <w:pStyle w:val="ListBullet"/>
-        <w:spacing w:line="240" w:lineRule="auto"/>
-        <w:ind w:left="720"/>
-      </w:pPr>
-      <w:r>
-        <w:rPr>
-          <w:lang w:val="es_ES" w:bidi="es_ES"/>
-        </w:rPr>
-      </w:r>
-      <w:hyperlink r:id="rId140">
-        <w:r>
-          <w:rPr>
-            <w:lang w:val="es_ES" w:bidi="es_ES"/>
-          </w:rPr>
-          <w:rPr>
-            <w:color w:val="0000EE"/>
-            <w:u w:val="single"/>
-          </w:rPr>
-          <w:t>Mateo 5:31–32</w:t>
-        </w:r>
-      </w:hyperlink>
-    </w:p>
-    <w:p>
-      <w:pPr>
-        <w:pStyle w:val="ListBullet"/>
-        <w:spacing w:line="240" w:lineRule="auto"/>
-        <w:ind w:left="720"/>
-      </w:pPr>
-      <w:r>
-        <w:rPr>
-          <w:lang w:val="es_ES" w:bidi="es_ES"/>
-        </w:rPr>
-      </w:r>
-      <w:hyperlink r:id="rId141">
-        <w:r>
-          <w:rPr>
-            <w:lang w:val="es_ES" w:bidi="es_ES"/>
-          </w:rPr>
-          <w:rPr>
-            <w:color w:val="0000EE"/>
-            <w:u w:val="single"/>
-          </w:rPr>
-          <w:t>Mateo 19:7–9</w:t>
-        </w:r>
-      </w:hyperlink>
+      <w:r>
+        <w:rPr>
+          <w:lang w:val="es_ES" w:bidi="es_ES"/>
+        </w:rPr>
+        <w:t>Hechos 15:20</w:t>
+      </w:r>
+    </w:p>
+    <w:p>
+      <w:pPr>
+        <w:pStyle w:val="ListBullet"/>
+        <w:spacing w:line="240" w:lineRule="auto"/>
+        <w:ind w:left="720"/>
+      </w:pPr>
+      <w:r>
+        <w:rPr>
+          <w:lang w:val="es_ES" w:bidi="es_ES"/>
+        </w:rPr>
+      </w:r>
+      <w:r>
+        <w:rPr>
+          <w:lang w:val="es_ES" w:bidi="es_ES"/>
+        </w:rPr>
+        <w:t>Hechos 21:25–26</w:t>
+      </w:r>
+    </w:p>
+    <w:p>
+      <w:pPr>
+        <w:pStyle w:val="ListBullet"/>
+        <w:spacing w:line="240" w:lineRule="auto"/>
+        <w:ind w:left="720"/>
+      </w:pPr>
+      <w:r>
+        <w:rPr>
+          <w:lang w:val="es_ES" w:bidi="es_ES"/>
+        </w:rPr>
+      </w:r>
+      <w:r>
+        <w:rPr>
+          <w:lang w:val="es_ES" w:bidi="es_ES"/>
+        </w:rPr>
+        <w:t>Colosenses 3:5–8</w:t>
+      </w:r>
+    </w:p>
+    <w:p>
+      <w:pPr>
+        <w:pStyle w:val="ListBullet"/>
+        <w:spacing w:line="240" w:lineRule="auto"/>
+        <w:ind w:left="720"/>
+      </w:pPr>
+      <w:r>
+        <w:rPr>
+          <w:lang w:val="es_ES" w:bidi="es_ES"/>
+        </w:rPr>
+      </w:r>
+      <w:r>
+        <w:rPr>
+          <w:lang w:val="es_ES" w:bidi="es_ES"/>
+        </w:rPr>
+        <w:t>Efesios 5:3</w:t>
+      </w:r>
+    </w:p>
+    <w:p>
+      <w:pPr>
+        <w:pStyle w:val="ListBullet"/>
+        <w:spacing w:line="240" w:lineRule="auto"/>
+        <w:ind w:left="720"/>
+      </w:pPr>
+      <w:r>
+        <w:rPr>
+          <w:lang w:val="es_ES" w:bidi="es_ES"/>
+        </w:rPr>
+      </w:r>
+      <w:r>
+        <w:rPr>
+          <w:lang w:val="es_ES" w:bidi="es_ES"/>
+        </w:rPr>
+        <w:t>Génesis 38:24–26</w:t>
+      </w:r>
+    </w:p>
+    <w:p>
+      <w:pPr>
+        <w:pStyle w:val="ListBullet"/>
+        <w:spacing w:line="240" w:lineRule="auto"/>
+        <w:ind w:left="720"/>
+      </w:pPr>
+      <w:r>
+        <w:rPr>
+          <w:lang w:val="es_ES" w:bidi="es_ES"/>
+        </w:rPr>
+      </w:r>
+      <w:r>
+        <w:rPr>
+          <w:lang w:val="es_ES" w:bidi="es_ES"/>
+        </w:rPr>
+        <w:t>Oseas 4:13–14</w:t>
+      </w:r>
+    </w:p>
+    <w:p>
+      <w:pPr>
+        <w:pStyle w:val="ListBullet"/>
+        <w:spacing w:line="240" w:lineRule="auto"/>
+        <w:ind w:left="720"/>
+      </w:pPr>
+      <w:r>
+        <w:rPr>
+          <w:lang w:val="es_ES" w:bidi="es_ES"/>
+        </w:rPr>
+      </w:r>
+      <w:r>
+        <w:rPr>
+          <w:lang w:val="es_ES" w:bidi="es_ES"/>
+        </w:rPr>
+        <w:t>Mateo 5:31–32</w:t>
+      </w:r>
+    </w:p>
+    <w:p>
+      <w:pPr>
+        <w:pStyle w:val="ListBullet"/>
+        <w:spacing w:line="240" w:lineRule="auto"/>
+        <w:ind w:left="720"/>
+      </w:pPr>
+      <w:r>
+        <w:rPr>
+          <w:lang w:val="es_ES" w:bidi="es_ES"/>
+        </w:rPr>
+      </w:r>
+      <w:r>
+        <w:rPr>
+          <w:lang w:val="es_ES" w:bidi="es_ES"/>
+        </w:rPr>
+        <w:t>Mateo 19:7–9</w:t>
+      </w:r>
     </w:p>
     <w:p>
       <w:pPr>
@@ -9965,114 +9185,84 @@
           <w:lang w:val="es_ES" w:bidi="es_ES"/>
         </w:rPr>
       </w:r>
-      <w:hyperlink r:id="rId142">
-        <w:r>
-          <w:rPr>
-            <w:lang w:val="es_ES" w:bidi="es_ES"/>
-          </w:rPr>
-          <w:rPr>
-            <w:color w:val="0000EE"/>
-            <w:u w:val="single"/>
-          </w:rPr>
-          <w:t>2 Corintios 10:4</w:t>
-        </w:r>
-      </w:hyperlink>
-    </w:p>
-    <w:p>
-      <w:pPr>
-        <w:pStyle w:val="ListBullet"/>
-        <w:spacing w:line="240" w:lineRule="auto"/>
-        <w:ind w:left="720"/>
-      </w:pPr>
-      <w:r>
-        <w:rPr>
-          <w:lang w:val="es_ES" w:bidi="es_ES"/>
-        </w:rPr>
-      </w:r>
-      <w:hyperlink r:id="rId143">
-        <w:r>
-          <w:rPr>
-            <w:lang w:val="es_ES" w:bidi="es_ES"/>
-          </w:rPr>
-          <w:rPr>
-            <w:color w:val="0000EE"/>
-            <w:u w:val="single"/>
-          </w:rPr>
-          <w:t>2 Reyes 8:10–12</w:t>
-        </w:r>
-      </w:hyperlink>
-    </w:p>
-    <w:p>
-      <w:pPr>
-        <w:pStyle w:val="ListBullet"/>
-        <w:spacing w:line="240" w:lineRule="auto"/>
-        <w:ind w:left="720"/>
-      </w:pPr>
-      <w:r>
-        <w:rPr>
-          <w:lang w:val="es_ES" w:bidi="es_ES"/>
-        </w:rPr>
-      </w:r>
-      <w:hyperlink r:id="rId144">
-        <w:r>
-          <w:rPr>
-            <w:lang w:val="es_ES" w:bidi="es_ES"/>
-          </w:rPr>
-          <w:rPr>
-            <w:color w:val="0000EE"/>
-            <w:u w:val="single"/>
-          </w:rPr>
-          <w:t>2 Samuel 5:8–10</w:t>
-        </w:r>
-      </w:hyperlink>
-    </w:p>
-    <w:p>
-      <w:pPr>
-        <w:pStyle w:val="ListBullet"/>
-        <w:spacing w:line="240" w:lineRule="auto"/>
-        <w:ind w:left="720"/>
-      </w:pPr>
-      <w:r>
-        <w:rPr>
-          <w:lang w:val="es_ES" w:bidi="es_ES"/>
-        </w:rPr>
-      </w:r>
-      <w:hyperlink r:id="rId145">
-        <w:r>
-          <w:rPr>
-            <w:lang w:val="es_ES" w:bidi="es_ES"/>
-          </w:rPr>
-          <w:rPr>
-            <w:color w:val="0000EE"/>
-            <w:u w:val="single"/>
-          </w:rPr>
-          <w:t>Hechos 21:35</w:t>
-        </w:r>
-      </w:hyperlink>
-    </w:p>
-    <w:p>
-      <w:pPr>
-        <w:pStyle w:val="ListBullet"/>
-        <w:spacing w:line="240" w:lineRule="auto"/>
-        <w:ind w:left="720"/>
-      </w:pPr>
-      <w:r>
-        <w:rPr>
-          <w:lang w:val="es_ES" w:bidi="es_ES"/>
-        </w:rPr>
-      </w:r>
-      <w:hyperlink r:id="rId146">
-        <w:r>
-          <w:rPr>
-            <w:lang w:val="es_ES" w:bidi="es_ES"/>
-          </w:rPr>
-          <w:rPr>
-            <w:color w:val="0000EE"/>
-            <w:u w:val="single"/>
-          </w:rPr>
-          <w:t>Habacuc 1:10–11</w:t>
-        </w:r>
-      </w:hyperlink>
+      <w:r>
+        <w:rPr>
+          <w:lang w:val="es_ES" w:bidi="es_ES"/>
+        </w:rPr>
+        <w:t>2 Corintios 10:4</w:t>
+      </w:r>
+    </w:p>
+    <w:p>
+      <w:pPr>
+        <w:pStyle w:val="ListBullet"/>
+        <w:spacing w:line="240" w:lineRule="auto"/>
+        <w:ind w:left="720"/>
+      </w:pPr>
+      <w:r>
+        <w:rPr>
+          <w:lang w:val="es_ES" w:bidi="es_ES"/>
+        </w:rPr>
+      </w:r>
+      <w:r>
+        <w:rPr>
+          <w:lang w:val="es_ES" w:bidi="es_ES"/>
+        </w:rPr>
+        <w:t>2 Reyes 8:10–12</w:t>
+      </w:r>
+    </w:p>
+    <w:p>
+      <w:pPr>
+        <w:pStyle w:val="ListBullet"/>
+        <w:spacing w:line="240" w:lineRule="auto"/>
+        <w:ind w:left="720"/>
+      </w:pPr>
+      <w:r>
+        <w:rPr>
+          <w:lang w:val="es_ES" w:bidi="es_ES"/>
+        </w:rPr>
+      </w:r>
+      <w:r>
+        <w:rPr>
+          <w:lang w:val="es_ES" w:bidi="es_ES"/>
+        </w:rPr>
+        <w:t>2 Samuel 5:8–10</w:t>
+      </w:r>
+    </w:p>
+    <w:p>
+      <w:pPr>
+        <w:pStyle w:val="ListBullet"/>
+        <w:spacing w:line="240" w:lineRule="auto"/>
+        <w:ind w:left="720"/>
+      </w:pPr>
+      <w:r>
+        <w:rPr>
+          <w:lang w:val="es_ES" w:bidi="es_ES"/>
+        </w:rPr>
+      </w:r>
+      <w:r>
+        <w:rPr>
+          <w:lang w:val="es_ES" w:bidi="es_ES"/>
+        </w:rPr>
+        <w:t>Hechos 21:35</w:t>
+      </w:r>
+    </w:p>
+    <w:p>
+      <w:pPr>
+        <w:pStyle w:val="ListBullet"/>
+        <w:spacing w:line="240" w:lineRule="auto"/>
+        <w:ind w:left="720"/>
+      </w:pPr>
+      <w:r>
+        <w:rPr>
+          <w:lang w:val="es_ES" w:bidi="es_ES"/>
+        </w:rPr>
+      </w:r>
+      <w:r>
+        <w:rPr>
+          <w:lang w:val="es_ES" w:bidi="es_ES"/>
+        </w:rPr>
+        <w:t>Habacuc 1:10–11</w:t>
+      </w:r>
     </w:p>
     <w:p>
       <w:pPr>
@@ -10324,90 +9514,66 @@
           <w:lang w:val="es_ES" w:bidi="es_ES"/>
         </w:rPr>
       </w:r>
-      <w:hyperlink r:id="rId147">
-        <w:r>
-          <w:rPr>
-            <w:lang w:val="es_ES" w:bidi="es_ES"/>
-          </w:rPr>
-          <w:rPr>
-            <w:color w:val="0000EE"/>
-            <w:u w:val="single"/>
-          </w:rPr>
-          <w:t>Génesis 37:21–22</w:t>
-        </w:r>
-      </w:hyperlink>
-    </w:p>
-    <w:p>
-      <w:pPr>
-        <w:pStyle w:val="ListBullet"/>
-        <w:spacing w:line="240" w:lineRule="auto"/>
-        <w:ind w:left="720"/>
-      </w:pPr>
-      <w:r>
-        <w:rPr>
-          <w:lang w:val="es_ES" w:bidi="es_ES"/>
-        </w:rPr>
-      </w:r>
-      <w:hyperlink r:id="rId148">
-        <w:r>
-          <w:rPr>
-            <w:lang w:val="es_ES" w:bidi="es_ES"/>
-          </w:rPr>
-          <w:rPr>
-            <w:color w:val="0000EE"/>
-            <w:u w:val="single"/>
-          </w:rPr>
-          <w:t>Job 33:18</w:t>
-        </w:r>
-      </w:hyperlink>
-    </w:p>
-    <w:p>
-      <w:pPr>
-        <w:pStyle w:val="ListBullet"/>
-        <w:spacing w:line="240" w:lineRule="auto"/>
-        <w:ind w:left="720"/>
-      </w:pPr>
-      <w:r>
-        <w:rPr>
-          <w:lang w:val="es_ES" w:bidi="es_ES"/>
-        </w:rPr>
-      </w:r>
-      <w:hyperlink r:id="rId149">
-        <w:r>
-          <w:rPr>
-            <w:lang w:val="es_ES" w:bidi="es_ES"/>
-          </w:rPr>
-          <w:rPr>
-            <w:color w:val="0000EE"/>
-            <w:u w:val="single"/>
-          </w:rPr>
-          <w:t>Lucas 6:39</w:t>
-        </w:r>
-      </w:hyperlink>
-    </w:p>
-    <w:p>
-      <w:pPr>
-        <w:pStyle w:val="ListBullet"/>
-        <w:spacing w:line="240" w:lineRule="auto"/>
-        <w:ind w:left="720"/>
-      </w:pPr>
-      <w:r>
-        <w:rPr>
-          <w:lang w:val="es_ES" w:bidi="es_ES"/>
-        </w:rPr>
-      </w:r>
-      <w:hyperlink r:id="rId150">
-        <w:r>
-          <w:rPr>
-            <w:lang w:val="es_ES" w:bidi="es_ES"/>
-          </w:rPr>
-          <w:rPr>
-            <w:color w:val="0000EE"/>
-            <w:u w:val="single"/>
-          </w:rPr>
-          <w:t>Proverbios 1:12</w:t>
-        </w:r>
-      </w:hyperlink>
+      <w:r>
+        <w:rPr>
+          <w:lang w:val="es_ES" w:bidi="es_ES"/>
+        </w:rPr>
+        <w:t>Génesis 37:21–22</w:t>
+      </w:r>
+    </w:p>
+    <w:p>
+      <w:pPr>
+        <w:pStyle w:val="ListBullet"/>
+        <w:spacing w:line="240" w:lineRule="auto"/>
+        <w:ind w:left="720"/>
+      </w:pPr>
+      <w:r>
+        <w:rPr>
+          <w:lang w:val="es_ES" w:bidi="es_ES"/>
+        </w:rPr>
+      </w:r>
+      <w:r>
+        <w:rPr>
+          <w:lang w:val="es_ES" w:bidi="es_ES"/>
+        </w:rPr>
+        <w:t>Job 33:18</w:t>
+      </w:r>
+    </w:p>
+    <w:p>
+      <w:pPr>
+        <w:pStyle w:val="ListBullet"/>
+        <w:spacing w:line="240" w:lineRule="auto"/>
+        <w:ind w:left="720"/>
+      </w:pPr>
+      <w:r>
+        <w:rPr>
+          <w:lang w:val="es_ES" w:bidi="es_ES"/>
+        </w:rPr>
+      </w:r>
+      <w:r>
+        <w:rPr>
+          <w:lang w:val="es_ES" w:bidi="es_ES"/>
+        </w:rPr>
+        <w:t>Lucas 6:39</w:t>
+      </w:r>
+    </w:p>
+    <w:p>
+      <w:pPr>
+        <w:pStyle w:val="ListBullet"/>
+        <w:spacing w:line="240" w:lineRule="auto"/>
+        <w:ind w:left="720"/>
+      </w:pPr>
+      <w:r>
+        <w:rPr>
+          <w:lang w:val="es_ES" w:bidi="es_ES"/>
+        </w:rPr>
+      </w:r>
+      <w:r>
+        <w:rPr>
+          <w:lang w:val="es_ES" w:bidi="es_ES"/>
+        </w:rPr>
+        <w:t>Proverbios 1:12</w:t>
+      </w:r>
     </w:p>
     <w:p>
       <w:pPr>
@@ -10724,42 +9890,30 @@
           <w:lang w:val="es_ES" w:bidi="es_ES"/>
         </w:rPr>
       </w:r>
-      <w:hyperlink r:id="rId151">
-        <w:r>
-          <w:rPr>
-            <w:lang w:val="es_ES" w:bidi="es_ES"/>
-          </w:rPr>
-          <w:rPr>
-            <w:color w:val="0000EE"/>
-            <w:u w:val="single"/>
-          </w:rPr>
-          <w:t>Génesis 1:11</w:t>
-        </w:r>
-      </w:hyperlink>
-    </w:p>
-    <w:p>
-      <w:pPr>
-        <w:pStyle w:val="ListBullet"/>
-        <w:spacing w:line="240" w:lineRule="auto"/>
-        <w:ind w:left="720"/>
-      </w:pPr>
-      <w:r>
-        <w:rPr>
-          <w:lang w:val="es_ES" w:bidi="es_ES"/>
-        </w:rPr>
-      </w:r>
-      <w:hyperlink r:id="rId152">
-        <w:r>
-          <w:rPr>
-            <w:lang w:val="es_ES" w:bidi="es_ES"/>
-          </w:rPr>
-          <w:rPr>
-            <w:color w:val="0000EE"/>
-            <w:u w:val="single"/>
-          </w:rPr>
-          <w:t>Mateo 7:17</w:t>
-        </w:r>
-      </w:hyperlink>
+      <w:r>
+        <w:rPr>
+          <w:lang w:val="es_ES" w:bidi="es_ES"/>
+        </w:rPr>
+        <w:t>Génesis 1:11</w:t>
+      </w:r>
+    </w:p>
+    <w:p>
+      <w:pPr>
+        <w:pStyle w:val="ListBullet"/>
+        <w:spacing w:line="240" w:lineRule="auto"/>
+        <w:ind w:left="720"/>
+      </w:pPr>
+      <w:r>
+        <w:rPr>
+          <w:lang w:val="es_ES" w:bidi="es_ES"/>
+        </w:rPr>
+      </w:r>
+      <w:r>
+        <w:rPr>
+          <w:lang w:val="es_ES" w:bidi="es_ES"/>
+        </w:rPr>
+        <w:t>Mateo 7:17</w:t>
+      </w:r>
     </w:p>
     <w:p>
       <w:pPr>
@@ -10951,138 +10105,102 @@
           <w:lang w:val="es_ES" w:bidi="es_ES"/>
         </w:rPr>
       </w:r>
-      <w:hyperlink r:id="rId153">
-        <w:r>
-          <w:rPr>
-            <w:lang w:val="es_ES" w:bidi="es_ES"/>
-          </w:rPr>
-          <w:rPr>
-            <w:color w:val="0000EE"/>
-            <w:u w:val="single"/>
-          </w:rPr>
-          <w:t>2 Pedro 2:17</w:t>
-        </w:r>
-      </w:hyperlink>
-    </w:p>
-    <w:p>
-      <w:pPr>
-        <w:pStyle w:val="ListBullet"/>
-        <w:spacing w:line="240" w:lineRule="auto"/>
-        <w:ind w:left="720"/>
-      </w:pPr>
-      <w:r>
-        <w:rPr>
-          <w:lang w:val="es_ES" w:bidi="es_ES"/>
-        </w:rPr>
-      </w:r>
-      <w:hyperlink r:id="rId154">
-        <w:r>
-          <w:rPr>
-            <w:lang w:val="es_ES" w:bidi="es_ES"/>
-          </w:rPr>
-          <w:rPr>
-            <w:color w:val="0000EE"/>
-            <w:u w:val="single"/>
-          </w:rPr>
-          <w:t>Génesis 7:11</w:t>
-        </w:r>
-      </w:hyperlink>
-    </w:p>
-    <w:p>
-      <w:pPr>
-        <w:pStyle w:val="ListBullet"/>
-        <w:spacing w:line="240" w:lineRule="auto"/>
-        <w:ind w:left="720"/>
-      </w:pPr>
-      <w:r>
-        <w:rPr>
-          <w:lang w:val="es_ES" w:bidi="es_ES"/>
-        </w:rPr>
-      </w:r>
-      <w:hyperlink r:id="rId155">
-        <w:r>
-          <w:rPr>
-            <w:lang w:val="es_ES" w:bidi="es_ES"/>
-          </w:rPr>
-          <w:rPr>
-            <w:color w:val="0000EE"/>
-            <w:u w:val="single"/>
-          </w:rPr>
-          <w:t>Génesis 8:2</w:t>
-        </w:r>
-      </w:hyperlink>
-    </w:p>
-    <w:p>
-      <w:pPr>
-        <w:pStyle w:val="ListBullet"/>
-        <w:spacing w:line="240" w:lineRule="auto"/>
-        <w:ind w:left="720"/>
-      </w:pPr>
-      <w:r>
-        <w:rPr>
-          <w:lang w:val="es_ES" w:bidi="es_ES"/>
-        </w:rPr>
-      </w:r>
-      <w:hyperlink r:id="rId156">
-        <w:r>
-          <w:rPr>
-            <w:lang w:val="es_ES" w:bidi="es_ES"/>
-          </w:rPr>
-          <w:rPr>
-            <w:color w:val="0000EE"/>
-            <w:u w:val="single"/>
-          </w:rPr>
-          <w:t>Génesis 24:13</w:t>
-        </w:r>
-      </w:hyperlink>
-    </w:p>
-    <w:p>
-      <w:pPr>
-        <w:pStyle w:val="ListBullet"/>
-        <w:spacing w:line="240" w:lineRule="auto"/>
-        <w:ind w:left="720"/>
-      </w:pPr>
-      <w:r>
-        <w:rPr>
-          <w:lang w:val="es_ES" w:bidi="es_ES"/>
-        </w:rPr>
-      </w:r>
-      <w:hyperlink r:id="rId157">
-        <w:r>
-          <w:rPr>
-            <w:lang w:val="es_ES" w:bidi="es_ES"/>
-          </w:rPr>
-          <w:rPr>
-            <w:color w:val="0000EE"/>
-            <w:u w:val="single"/>
-          </w:rPr>
-          <w:t>Génesis 24:42</w:t>
-        </w:r>
-      </w:hyperlink>
-    </w:p>
-    <w:p>
-      <w:pPr>
-        <w:pStyle w:val="ListBullet"/>
-        <w:spacing w:line="240" w:lineRule="auto"/>
-        <w:ind w:left="720"/>
-      </w:pPr>
-      <w:r>
-        <w:rPr>
-          <w:lang w:val="es_ES" w:bidi="es_ES"/>
-        </w:rPr>
-      </w:r>
-      <w:hyperlink r:id="rId158">
-        <w:r>
-          <w:rPr>
-            <w:lang w:val="es_ES" w:bidi="es_ES"/>
-          </w:rPr>
-          <w:rPr>
-            <w:color w:val="0000EE"/>
-            <w:u w:val="single"/>
-          </w:rPr>
-          <w:t>Santiago 3:11</w:t>
-        </w:r>
-      </w:hyperlink>
+      <w:r>
+        <w:rPr>
+          <w:lang w:val="es_ES" w:bidi="es_ES"/>
+        </w:rPr>
+        <w:t>2 Pedro 2:17</w:t>
+      </w:r>
+    </w:p>
+    <w:p>
+      <w:pPr>
+        <w:pStyle w:val="ListBullet"/>
+        <w:spacing w:line="240" w:lineRule="auto"/>
+        <w:ind w:left="720"/>
+      </w:pPr>
+      <w:r>
+        <w:rPr>
+          <w:lang w:val="es_ES" w:bidi="es_ES"/>
+        </w:rPr>
+      </w:r>
+      <w:r>
+        <w:rPr>
+          <w:lang w:val="es_ES" w:bidi="es_ES"/>
+        </w:rPr>
+        <w:t>Génesis 7:11</w:t>
+      </w:r>
+    </w:p>
+    <w:p>
+      <w:pPr>
+        <w:pStyle w:val="ListBullet"/>
+        <w:spacing w:line="240" w:lineRule="auto"/>
+        <w:ind w:left="720"/>
+      </w:pPr>
+      <w:r>
+        <w:rPr>
+          <w:lang w:val="es_ES" w:bidi="es_ES"/>
+        </w:rPr>
+      </w:r>
+      <w:r>
+        <w:rPr>
+          <w:lang w:val="es_ES" w:bidi="es_ES"/>
+        </w:rPr>
+        <w:t>Génesis 8:2</w:t>
+      </w:r>
+    </w:p>
+    <w:p>
+      <w:pPr>
+        <w:pStyle w:val="ListBullet"/>
+        <w:spacing w:line="240" w:lineRule="auto"/>
+        <w:ind w:left="720"/>
+      </w:pPr>
+      <w:r>
+        <w:rPr>
+          <w:lang w:val="es_ES" w:bidi="es_ES"/>
+        </w:rPr>
+      </w:r>
+      <w:r>
+        <w:rPr>
+          <w:lang w:val="es_ES" w:bidi="es_ES"/>
+        </w:rPr>
+        <w:t>Génesis 24:13</w:t>
+      </w:r>
+    </w:p>
+    <w:p>
+      <w:pPr>
+        <w:pStyle w:val="ListBullet"/>
+        <w:spacing w:line="240" w:lineRule="auto"/>
+        <w:ind w:left="720"/>
+      </w:pPr>
+      <w:r>
+        <w:rPr>
+          <w:lang w:val="es_ES" w:bidi="es_ES"/>
+        </w:rPr>
+      </w:r>
+      <w:r>
+        <w:rPr>
+          <w:lang w:val="es_ES" w:bidi="es_ES"/>
+        </w:rPr>
+        <w:t>Génesis 24:42</w:t>
+      </w:r>
+    </w:p>
+    <w:p>
+      <w:pPr>
+        <w:pStyle w:val="ListBullet"/>
+        <w:spacing w:line="240" w:lineRule="auto"/>
+        <w:ind w:left="720"/>
+      </w:pPr>
+      <w:r>
+        <w:rPr>
+          <w:lang w:val="es_ES" w:bidi="es_ES"/>
+        </w:rPr>
+      </w:r>
+      <w:r>
+        <w:rPr>
+          <w:lang w:val="es_ES" w:bidi="es_ES"/>
+        </w:rPr>
+        <w:t>Santiago 3:11</w:t>
+      </w:r>
     </w:p>
     <w:p>
       <w:pPr>
@@ -11351,138 +10469,102 @@
           <w:lang w:val="es_ES" w:bidi="es_ES"/>
         </w:rPr>
       </w:r>
-      <w:hyperlink r:id="rId159">
-        <w:r>
-          <w:rPr>
-            <w:lang w:val="es_ES" w:bidi="es_ES"/>
-          </w:rPr>
-          <w:rPr>
-            <w:color w:val="0000EE"/>
-            <w:u w:val="single"/>
-          </w:rPr>
-          <w:t>1 Reyes 6:37–38</w:t>
-        </w:r>
-      </w:hyperlink>
-    </w:p>
-    <w:p>
-      <w:pPr>
-        <w:pStyle w:val="ListBullet"/>
-        <w:spacing w:line="240" w:lineRule="auto"/>
-        <w:ind w:left="720"/>
-      </w:pPr>
-      <w:r>
-        <w:rPr>
-          <w:lang w:val="es_ES" w:bidi="es_ES"/>
-        </w:rPr>
-      </w:r>
-      <w:hyperlink r:id="rId160">
-        <w:r>
-          <w:rPr>
-            <w:lang w:val="es_ES" w:bidi="es_ES"/>
-          </w:rPr>
-          <w:rPr>
-            <w:color w:val="0000EE"/>
-            <w:u w:val="single"/>
-          </w:rPr>
-          <w:t>2 Crónicas 3:1–3</w:t>
-        </w:r>
-      </w:hyperlink>
-    </w:p>
-    <w:p>
-      <w:pPr>
-        <w:pStyle w:val="ListBullet"/>
-        <w:spacing w:line="240" w:lineRule="auto"/>
-        <w:ind w:left="720"/>
-      </w:pPr>
-      <w:r>
-        <w:rPr>
-          <w:lang w:val="es_ES" w:bidi="es_ES"/>
-        </w:rPr>
-      </w:r>
-      <w:hyperlink r:id="rId161">
-        <w:r>
-          <w:rPr>
-            <w:lang w:val="es_ES" w:bidi="es_ES"/>
-          </w:rPr>
-          <w:rPr>
-            <w:color w:val="0000EE"/>
-            <w:u w:val="single"/>
-          </w:rPr>
-          <w:t>Ezequiel 13:13–14</w:t>
-        </w:r>
-      </w:hyperlink>
-    </w:p>
-    <w:p>
-      <w:pPr>
-        <w:pStyle w:val="ListBullet"/>
-        <w:spacing w:line="240" w:lineRule="auto"/>
-        <w:ind w:left="720"/>
-      </w:pPr>
-      <w:r>
-        <w:rPr>
-          <w:lang w:val="es_ES" w:bidi="es_ES"/>
-        </w:rPr>
-      </w:r>
-      <w:hyperlink r:id="rId162">
-        <w:r>
-          <w:rPr>
-            <w:lang w:val="es_ES" w:bidi="es_ES"/>
-          </w:rPr>
-          <w:rPr>
-            <w:color w:val="0000EE"/>
-            <w:u w:val="single"/>
-          </w:rPr>
-          <w:t>Lucas 14:29</w:t>
-        </w:r>
-      </w:hyperlink>
-    </w:p>
-    <w:p>
-      <w:pPr>
-        <w:pStyle w:val="ListBullet"/>
-        <w:spacing w:line="240" w:lineRule="auto"/>
-        <w:ind w:left="720"/>
-      </w:pPr>
-      <w:r>
-        <w:rPr>
-          <w:lang w:val="es_ES" w:bidi="es_ES"/>
-        </w:rPr>
-      </w:r>
-      <w:hyperlink r:id="rId163">
-        <w:r>
-          <w:rPr>
-            <w:lang w:val="es_ES" w:bidi="es_ES"/>
-          </w:rPr>
-          <w:rPr>
-            <w:color w:val="0000EE"/>
-            <w:u w:val="single"/>
-          </w:rPr>
-          <w:t>Mateo 13:35</w:t>
-        </w:r>
-      </w:hyperlink>
-    </w:p>
-    <w:p>
-      <w:pPr>
-        <w:pStyle w:val="ListBullet"/>
-        <w:spacing w:line="240" w:lineRule="auto"/>
-        <w:ind w:left="720"/>
-      </w:pPr>
-      <w:r>
-        <w:rPr>
-          <w:lang w:val="es_ES" w:bidi="es_ES"/>
-        </w:rPr>
-      </w:r>
-      <w:hyperlink r:id="rId164">
-        <w:r>
-          <w:rPr>
-            <w:lang w:val="es_ES" w:bidi="es_ES"/>
-          </w:rPr>
-          <w:rPr>
-            <w:color w:val="0000EE"/>
-            <w:u w:val="single"/>
-          </w:rPr>
-          <w:t>Mateo 25:34</w:t>
-        </w:r>
-      </w:hyperlink>
+      <w:r>
+        <w:rPr>
+          <w:lang w:val="es_ES" w:bidi="es_ES"/>
+        </w:rPr>
+        <w:t>1 Reyes 6:37–38</w:t>
+      </w:r>
+    </w:p>
+    <w:p>
+      <w:pPr>
+        <w:pStyle w:val="ListBullet"/>
+        <w:spacing w:line="240" w:lineRule="auto"/>
+        <w:ind w:left="720"/>
+      </w:pPr>
+      <w:r>
+        <w:rPr>
+          <w:lang w:val="es_ES" w:bidi="es_ES"/>
+        </w:rPr>
+      </w:r>
+      <w:r>
+        <w:rPr>
+          <w:lang w:val="es_ES" w:bidi="es_ES"/>
+        </w:rPr>
+        <w:t>2 Crónicas 3:1–3</w:t>
+      </w:r>
+    </w:p>
+    <w:p>
+      <w:pPr>
+        <w:pStyle w:val="ListBullet"/>
+        <w:spacing w:line="240" w:lineRule="auto"/>
+        <w:ind w:left="720"/>
+      </w:pPr>
+      <w:r>
+        <w:rPr>
+          <w:lang w:val="es_ES" w:bidi="es_ES"/>
+        </w:rPr>
+      </w:r>
+      <w:r>
+        <w:rPr>
+          <w:lang w:val="es_ES" w:bidi="es_ES"/>
+        </w:rPr>
+        <w:t>Ezequiel 13:13–14</w:t>
+      </w:r>
+    </w:p>
+    <w:p>
+      <w:pPr>
+        <w:pStyle w:val="ListBullet"/>
+        <w:spacing w:line="240" w:lineRule="auto"/>
+        <w:ind w:left="720"/>
+      </w:pPr>
+      <w:r>
+        <w:rPr>
+          <w:lang w:val="es_ES" w:bidi="es_ES"/>
+        </w:rPr>
+      </w:r>
+      <w:r>
+        <w:rPr>
+          <w:lang w:val="es_ES" w:bidi="es_ES"/>
+        </w:rPr>
+        <w:t>Lucas 14:29</w:t>
+      </w:r>
+    </w:p>
+    <w:p>
+      <w:pPr>
+        <w:pStyle w:val="ListBullet"/>
+        <w:spacing w:line="240" w:lineRule="auto"/>
+        <w:ind w:left="720"/>
+      </w:pPr>
+      <w:r>
+        <w:rPr>
+          <w:lang w:val="es_ES" w:bidi="es_ES"/>
+        </w:rPr>
+      </w:r>
+      <w:r>
+        <w:rPr>
+          <w:lang w:val="es_ES" w:bidi="es_ES"/>
+        </w:rPr>
+        <w:t>Mateo 13:35</w:t>
+      </w:r>
+    </w:p>
+    <w:p>
+      <w:pPr>
+        <w:pStyle w:val="ListBullet"/>
+        <w:spacing w:line="240" w:lineRule="auto"/>
+        <w:ind w:left="720"/>
+      </w:pPr>
+      <w:r>
+        <w:rPr>
+          <w:lang w:val="es_ES" w:bidi="es_ES"/>
+        </w:rPr>
+      </w:r>
+      <w:r>
+        <w:rPr>
+          <w:lang w:val="es_ES" w:bidi="es_ES"/>
+        </w:rPr>
+        <w:t>Mateo 25:34</w:t>
+      </w:r>
     </w:p>
     <w:p>
       <w:pPr>
